--- a/consein-soluciones/Consein_Palabras_Clave_SEO_Soluciones.docx
+++ b/consein-soluciones/Consein_Palabras_Clave_SEO_Soluciones.docx
@@ -54,7 +54,7 @@
         <w:rPr>
           <w:color w:val="5E6474"/>
         </w:rPr>
-        <w:t xml:space="preserve">Versión 1.0 · Octubre 2026 · Documento editable</w:t>
+        <w:t xml:space="preserve">Versión 1.1 · Octubre 2026 · Documento editable</w:t>
       </w:r>
     </w:p>
     <w:p>
@@ -11306,7 +11306,7 @@
           <w:iCs/>
           <w:color w:val="5E6474"/>
         </w:rPr>
-        <w:t xml:space="preserve">Integramos ERP, CRM y Power BI.</w:t>
+        <w:t xml:space="preserve">Integramos ERP, CRM, Power BI y gobierno corporativo.</w:t>
       </w:r>
     </w:p>
     <w:p>
@@ -11569,7 +11569,7 @@
                 <w:sz w:val="19"/>
                 <w:szCs w:val="19"/>
               </w:rPr>
-              <w:t xml:space="preserve">Implementación de Dynamics 365 Business Central, migración de Dynamics GP, CRM y tableros Power BI. Partner Microsoft en Venezuela, Panamá y la región. (151 car.)</w:t>
+              <w:t xml:space="preserve">Dynamics 365 Business Central, CRM, Power BI y software para mercado de capitales y registro de accionistas (SIMC, SIAC). Partner Microsoft en la región. (153 car.)</w:t>
             </w:r>
           </w:p>
         </w:tc>
@@ -11687,18 +11687,18 @@
                 <w:sz w:val="19"/>
                 <w:szCs w:val="19"/>
               </w:rPr>
-              <w:t xml:space="preserve">Retos de gestión que atendemos</w:t>
-            </w:r>
-          </w:p>
-          <w:p>
-            <w:r>
-              <w:rPr>
-                <w:b w:val="false"/>
-                <w:bCs w:val="false"/>
-                <w:sz w:val="19"/>
-                <w:szCs w:val="19"/>
-              </w:rPr>
-              <w:t xml:space="preserve">Servicios de Dynamics 365 y Power BI</w:t>
+              <w:t xml:space="preserve">Retos de gestión y gobierno corporativo</w:t>
+            </w:r>
+          </w:p>
+          <w:p>
+            <w:r>
+              <w:rPr>
+                <w:b w:val="false"/>
+                <w:bCs w:val="false"/>
+                <w:sz w:val="19"/>
+                <w:szCs w:val="19"/>
+              </w:rPr>
+              <w:t xml:space="preserve">Soluciones empresariales y Dynamics 365</w:t>
             </w:r>
           </w:p>
           <w:p>
@@ -13510,7 +13510,7 @@
                 <w:sz w:val="19"/>
                 <w:szCs w:val="19"/>
               </w:rPr>
-              <w:t xml:space="preserve">Business Central en Venezuela</w:t>
+              <w:t xml:space="preserve">software para casas de bolsa</w:t>
             </w:r>
           </w:p>
         </w:tc>
@@ -13539,7 +13539,7 @@
                 <w:sz w:val="19"/>
                 <w:szCs w:val="19"/>
               </w:rPr>
-              <w:t xml:space="preserve">Local</w:t>
+              <w:t xml:space="preserve">Secundaria</w:t>
             </w:r>
           </w:p>
         </w:tc>
@@ -13568,7 +13568,7 @@
                 <w:sz w:val="19"/>
                 <w:szCs w:val="19"/>
               </w:rPr>
-              <w:t xml:space="preserve">Transaccional</w:t>
+              <w:t xml:space="preserve">Comercial</w:t>
             </w:r>
           </w:p>
         </w:tc>
@@ -13626,7 +13626,7 @@
                 <w:sz w:val="19"/>
                 <w:szCs w:val="19"/>
               </w:rPr>
-              <w:t xml:space="preserve">FAQ local, Google Business Profile</w:t>
+              <w:t xml:space="preserve">Oferta SIMC, FAQ</w:t>
             </w:r>
           </w:p>
         </w:tc>
@@ -13656,6 +13656,1594 @@
                 <w:sz w:val="19"/>
                 <w:szCs w:val="19"/>
               </w:rPr>
+              <w:t xml:space="preserve">sistema de mercado de capitales</w:t>
+            </w:r>
+          </w:p>
+        </w:tc>
+        <w:tc>
+          <w:tcPr>
+            <w:tcW w:type="dxa" w:w="1250"/>
+            <w:tcBorders>
+              <w:top w:val="single" w:color="D9DCE3" w:sz="4"/>
+              <w:left w:val="single" w:color="D9DCE3" w:sz="4"/>
+              <w:bottom w:val="single" w:color="D9DCE3" w:sz="4"/>
+              <w:right w:val="single" w:color="D9DCE3" w:sz="4"/>
+            </w:tcBorders>
+            <w:tcMar>
+              <w:top w:type="dxa" w:w="70"/>
+              <w:left w:type="dxa" w:w="110"/>
+              <w:bottom w:type="dxa" w:w="70"/>
+              <w:right w:type="dxa" w:w="110"/>
+            </w:tcMar>
+          </w:tcPr>
+          <w:p>
+            <w:r>
+              <w:rPr>
+                <w:b w:val="false"/>
+                <w:bCs w:val="false"/>
+                <w:sz w:val="19"/>
+                <w:szCs w:val="19"/>
+              </w:rPr>
+              <w:t xml:space="preserve">Secundaria</w:t>
+            </w:r>
+          </w:p>
+        </w:tc>
+        <w:tc>
+          <w:tcPr>
+            <w:tcW w:type="dxa" w:w="1600"/>
+            <w:tcBorders>
+              <w:top w:val="single" w:color="D9DCE3" w:sz="4"/>
+              <w:left w:val="single" w:color="D9DCE3" w:sz="4"/>
+              <w:bottom w:val="single" w:color="D9DCE3" w:sz="4"/>
+              <w:right w:val="single" w:color="D9DCE3" w:sz="4"/>
+            </w:tcBorders>
+            <w:tcMar>
+              <w:top w:type="dxa" w:w="70"/>
+              <w:left w:type="dxa" w:w="110"/>
+              <w:bottom w:type="dxa" w:w="70"/>
+              <w:right w:type="dxa" w:w="110"/>
+            </w:tcMar>
+          </w:tcPr>
+          <w:p>
+            <w:r>
+              <w:rPr>
+                <w:b w:val="false"/>
+                <w:bCs w:val="false"/>
+                <w:sz w:val="19"/>
+                <w:szCs w:val="19"/>
+              </w:rPr>
+              <w:t xml:space="preserve">Comercial</w:t>
+            </w:r>
+          </w:p>
+        </w:tc>
+        <w:tc>
+          <w:tcPr>
+            <w:tcW w:type="dxa" w:w="1000"/>
+            <w:tcBorders>
+              <w:top w:val="single" w:color="D9DCE3" w:sz="4"/>
+              <w:left w:val="single" w:color="D9DCE3" w:sz="4"/>
+              <w:bottom w:val="single" w:color="D9DCE3" w:sz="4"/>
+              <w:right w:val="single" w:color="D9DCE3" w:sz="4"/>
+            </w:tcBorders>
+            <w:tcMar>
+              <w:top w:type="dxa" w:w="70"/>
+              <w:left w:type="dxa" w:w="110"/>
+              <w:bottom w:type="dxa" w:w="70"/>
+              <w:right w:type="dxa" w:w="110"/>
+            </w:tcMar>
+          </w:tcPr>
+          <w:p>
+            <w:r>
+              <w:rPr>
+                <w:b w:val="false"/>
+                <w:bCs w:val="false"/>
+                <w:sz w:val="19"/>
+                <w:szCs w:val="19"/>
+              </w:rPr>
+              <w:t xml:space="preserve">Alta</w:t>
+            </w:r>
+          </w:p>
+        </w:tc>
+        <w:tc>
+          <w:tcPr>
+            <w:tcW w:type="dxa" w:w="2310"/>
+            <w:tcBorders>
+              <w:top w:val="single" w:color="D9DCE3" w:sz="4"/>
+              <w:left w:val="single" w:color="D9DCE3" w:sz="4"/>
+              <w:bottom w:val="single" w:color="D9DCE3" w:sz="4"/>
+              <w:right w:val="single" w:color="D9DCE3" w:sz="4"/>
+            </w:tcBorders>
+            <w:tcMar>
+              <w:top w:type="dxa" w:w="70"/>
+              <w:left w:type="dxa" w:w="110"/>
+              <w:bottom w:type="dxa" w:w="70"/>
+              <w:right w:type="dxa" w:w="110"/>
+            </w:tcMar>
+          </w:tcPr>
+          <w:p>
+            <w:r>
+              <w:rPr>
+                <w:b w:val="false"/>
+                <w:bCs w:val="false"/>
+                <w:sz w:val="19"/>
+                <w:szCs w:val="19"/>
+              </w:rPr>
+              <w:t xml:space="preserve">Oferta SIMC, H2 de línea</w:t>
+            </w:r>
+          </w:p>
+        </w:tc>
+      </w:tr>
+      <w:tr>
+        <w:tc>
+          <w:tcPr>
+            <w:tcW w:type="dxa" w:w="3200"/>
+            <w:tcBorders>
+              <w:top w:val="single" w:color="D9DCE3" w:sz="4"/>
+              <w:left w:val="single" w:color="D9DCE3" w:sz="4"/>
+              <w:bottom w:val="single" w:color="D9DCE3" w:sz="4"/>
+              <w:right w:val="single" w:color="D9DCE3" w:sz="4"/>
+            </w:tcBorders>
+            <w:shd w:fill="F7F8FA" w:color="auto" w:val="clear"/>
+            <w:tcMar>
+              <w:top w:type="dxa" w:w="70"/>
+              <w:left w:type="dxa" w:w="110"/>
+              <w:bottom w:type="dxa" w:w="70"/>
+              <w:right w:type="dxa" w:w="110"/>
+            </w:tcMar>
+          </w:tcPr>
+          <w:p>
+            <w:r>
+              <w:rPr>
+                <w:b w:val="false"/>
+                <w:bCs w:val="false"/>
+                <w:sz w:val="19"/>
+                <w:szCs w:val="19"/>
+              </w:rPr>
+              <w:t xml:space="preserve">software de custodia de valores</w:t>
+            </w:r>
+          </w:p>
+        </w:tc>
+        <w:tc>
+          <w:tcPr>
+            <w:tcW w:type="dxa" w:w="1250"/>
+            <w:tcBorders>
+              <w:top w:val="single" w:color="D9DCE3" w:sz="4"/>
+              <w:left w:val="single" w:color="D9DCE3" w:sz="4"/>
+              <w:bottom w:val="single" w:color="D9DCE3" w:sz="4"/>
+              <w:right w:val="single" w:color="D9DCE3" w:sz="4"/>
+            </w:tcBorders>
+            <w:shd w:fill="F7F8FA" w:color="auto" w:val="clear"/>
+            <w:tcMar>
+              <w:top w:type="dxa" w:w="70"/>
+              <w:left w:type="dxa" w:w="110"/>
+              <w:bottom w:type="dxa" w:w="70"/>
+              <w:right w:type="dxa" w:w="110"/>
+            </w:tcMar>
+          </w:tcPr>
+          <w:p>
+            <w:r>
+              <w:rPr>
+                <w:b w:val="false"/>
+                <w:bCs w:val="false"/>
+                <w:sz w:val="19"/>
+                <w:szCs w:val="19"/>
+              </w:rPr>
+              <w:t xml:space="preserve">Secundaria</w:t>
+            </w:r>
+          </w:p>
+        </w:tc>
+        <w:tc>
+          <w:tcPr>
+            <w:tcW w:type="dxa" w:w="1600"/>
+            <w:tcBorders>
+              <w:top w:val="single" w:color="D9DCE3" w:sz="4"/>
+              <w:left w:val="single" w:color="D9DCE3" w:sz="4"/>
+              <w:bottom w:val="single" w:color="D9DCE3" w:sz="4"/>
+              <w:right w:val="single" w:color="D9DCE3" w:sz="4"/>
+            </w:tcBorders>
+            <w:shd w:fill="F7F8FA" w:color="auto" w:val="clear"/>
+            <w:tcMar>
+              <w:top w:type="dxa" w:w="70"/>
+              <w:left w:type="dxa" w:w="110"/>
+              <w:bottom w:type="dxa" w:w="70"/>
+              <w:right w:type="dxa" w:w="110"/>
+            </w:tcMar>
+          </w:tcPr>
+          <w:p>
+            <w:r>
+              <w:rPr>
+                <w:b w:val="false"/>
+                <w:bCs w:val="false"/>
+                <w:sz w:val="19"/>
+                <w:szCs w:val="19"/>
+              </w:rPr>
+              <w:t xml:space="preserve">Comercial</w:t>
+            </w:r>
+          </w:p>
+        </w:tc>
+        <w:tc>
+          <w:tcPr>
+            <w:tcW w:type="dxa" w:w="1000"/>
+            <w:tcBorders>
+              <w:top w:val="single" w:color="D9DCE3" w:sz="4"/>
+              <w:left w:val="single" w:color="D9DCE3" w:sz="4"/>
+              <w:bottom w:val="single" w:color="D9DCE3" w:sz="4"/>
+              <w:right w:val="single" w:color="D9DCE3" w:sz="4"/>
+            </w:tcBorders>
+            <w:shd w:fill="F7F8FA" w:color="auto" w:val="clear"/>
+            <w:tcMar>
+              <w:top w:type="dxa" w:w="70"/>
+              <w:left w:type="dxa" w:w="110"/>
+              <w:bottom w:type="dxa" w:w="70"/>
+              <w:right w:type="dxa" w:w="110"/>
+            </w:tcMar>
+          </w:tcPr>
+          <w:p>
+            <w:r>
+              <w:rPr>
+                <w:b w:val="false"/>
+                <w:bCs w:val="false"/>
+                <w:sz w:val="19"/>
+                <w:szCs w:val="19"/>
+              </w:rPr>
+              <w:t xml:space="preserve">Media</w:t>
+            </w:r>
+          </w:p>
+        </w:tc>
+        <w:tc>
+          <w:tcPr>
+            <w:tcW w:type="dxa" w:w="2310"/>
+            <w:tcBorders>
+              <w:top w:val="single" w:color="D9DCE3" w:sz="4"/>
+              <w:left w:val="single" w:color="D9DCE3" w:sz="4"/>
+              <w:bottom w:val="single" w:color="D9DCE3" w:sz="4"/>
+              <w:right w:val="single" w:color="D9DCE3" w:sz="4"/>
+            </w:tcBorders>
+            <w:shd w:fill="F7F8FA" w:color="auto" w:val="clear"/>
+            <w:tcMar>
+              <w:top w:type="dxa" w:w="70"/>
+              <w:left w:type="dxa" w:w="110"/>
+              <w:bottom w:type="dxa" w:w="70"/>
+              <w:right w:type="dxa" w:w="110"/>
+            </w:tcMar>
+          </w:tcPr>
+          <w:p>
+            <w:r>
+              <w:rPr>
+                <w:b w:val="false"/>
+                <w:bCs w:val="false"/>
+                <w:sz w:val="19"/>
+                <w:szCs w:val="19"/>
+              </w:rPr>
+              <w:t xml:space="preserve">Oferta SIMC</w:t>
+            </w:r>
+          </w:p>
+        </w:tc>
+      </w:tr>
+      <w:tr>
+        <w:tc>
+          <w:tcPr>
+            <w:tcW w:type="dxa" w:w="3200"/>
+            <w:tcBorders>
+              <w:top w:val="single" w:color="D9DCE3" w:sz="4"/>
+              <w:left w:val="single" w:color="D9DCE3" w:sz="4"/>
+              <w:bottom w:val="single" w:color="D9DCE3" w:sz="4"/>
+              <w:right w:val="single" w:color="D9DCE3" w:sz="4"/>
+            </w:tcBorders>
+            <w:tcMar>
+              <w:top w:type="dxa" w:w="70"/>
+              <w:left w:type="dxa" w:w="110"/>
+              <w:bottom w:type="dxa" w:w="70"/>
+              <w:right w:type="dxa" w:w="110"/>
+            </w:tcMar>
+          </w:tcPr>
+          <w:p>
+            <w:r>
+              <w:rPr>
+                <w:b w:val="false"/>
+                <w:bCs w:val="false"/>
+                <w:sz w:val="19"/>
+                <w:szCs w:val="19"/>
+              </w:rPr>
+              <w:t xml:space="preserve">back office de inversiones</w:t>
+            </w:r>
+          </w:p>
+        </w:tc>
+        <w:tc>
+          <w:tcPr>
+            <w:tcW w:type="dxa" w:w="1250"/>
+            <w:tcBorders>
+              <w:top w:val="single" w:color="D9DCE3" w:sz="4"/>
+              <w:left w:val="single" w:color="D9DCE3" w:sz="4"/>
+              <w:bottom w:val="single" w:color="D9DCE3" w:sz="4"/>
+              <w:right w:val="single" w:color="D9DCE3" w:sz="4"/>
+            </w:tcBorders>
+            <w:tcMar>
+              <w:top w:type="dxa" w:w="70"/>
+              <w:left w:type="dxa" w:w="110"/>
+              <w:bottom w:type="dxa" w:w="70"/>
+              <w:right w:type="dxa" w:w="110"/>
+            </w:tcMar>
+          </w:tcPr>
+          <w:p>
+            <w:r>
+              <w:rPr>
+                <w:b w:val="false"/>
+                <w:bCs w:val="false"/>
+                <w:sz w:val="19"/>
+                <w:szCs w:val="19"/>
+              </w:rPr>
+              <w:t xml:space="preserve">Long tail</w:t>
+            </w:r>
+          </w:p>
+        </w:tc>
+        <w:tc>
+          <w:tcPr>
+            <w:tcW w:type="dxa" w:w="1600"/>
+            <w:tcBorders>
+              <w:top w:val="single" w:color="D9DCE3" w:sz="4"/>
+              <w:left w:val="single" w:color="D9DCE3" w:sz="4"/>
+              <w:bottom w:val="single" w:color="D9DCE3" w:sz="4"/>
+              <w:right w:val="single" w:color="D9DCE3" w:sz="4"/>
+            </w:tcBorders>
+            <w:tcMar>
+              <w:top w:type="dxa" w:w="70"/>
+              <w:left w:type="dxa" w:w="110"/>
+              <w:bottom w:type="dxa" w:w="70"/>
+              <w:right w:type="dxa" w:w="110"/>
+            </w:tcMar>
+          </w:tcPr>
+          <w:p>
+            <w:r>
+              <w:rPr>
+                <w:b w:val="false"/>
+                <w:bCs w:val="false"/>
+                <w:sz w:val="19"/>
+                <w:szCs w:val="19"/>
+              </w:rPr>
+              <w:t xml:space="preserve">Comercial</w:t>
+            </w:r>
+          </w:p>
+        </w:tc>
+        <w:tc>
+          <w:tcPr>
+            <w:tcW w:type="dxa" w:w="1000"/>
+            <w:tcBorders>
+              <w:top w:val="single" w:color="D9DCE3" w:sz="4"/>
+              <w:left w:val="single" w:color="D9DCE3" w:sz="4"/>
+              <w:bottom w:val="single" w:color="D9DCE3" w:sz="4"/>
+              <w:right w:val="single" w:color="D9DCE3" w:sz="4"/>
+            </w:tcBorders>
+            <w:tcMar>
+              <w:top w:type="dxa" w:w="70"/>
+              <w:left w:type="dxa" w:w="110"/>
+              <w:bottom w:type="dxa" w:w="70"/>
+              <w:right w:type="dxa" w:w="110"/>
+            </w:tcMar>
+          </w:tcPr>
+          <w:p>
+            <w:r>
+              <w:rPr>
+                <w:b w:val="false"/>
+                <w:bCs w:val="false"/>
+                <w:sz w:val="19"/>
+                <w:szCs w:val="19"/>
+              </w:rPr>
+              <w:t xml:space="preserve">Media</w:t>
+            </w:r>
+          </w:p>
+        </w:tc>
+        <w:tc>
+          <w:tcPr>
+            <w:tcW w:type="dxa" w:w="2310"/>
+            <w:tcBorders>
+              <w:top w:val="single" w:color="D9DCE3" w:sz="4"/>
+              <w:left w:val="single" w:color="D9DCE3" w:sz="4"/>
+              <w:bottom w:val="single" w:color="D9DCE3" w:sz="4"/>
+              <w:right w:val="single" w:color="D9DCE3" w:sz="4"/>
+            </w:tcBorders>
+            <w:tcMar>
+              <w:top w:type="dxa" w:w="70"/>
+              <w:left w:type="dxa" w:w="110"/>
+              <w:bottom w:type="dxa" w:w="70"/>
+              <w:right w:type="dxa" w:w="110"/>
+            </w:tcMar>
+          </w:tcPr>
+          <w:p>
+            <w:r>
+              <w:rPr>
+                <w:b w:val="false"/>
+                <w:bCs w:val="false"/>
+                <w:sz w:val="19"/>
+                <w:szCs w:val="19"/>
+              </w:rPr>
+              <w:t xml:space="preserve">Oferta SIMC</w:t>
+            </w:r>
+          </w:p>
+        </w:tc>
+      </w:tr>
+      <w:tr>
+        <w:tc>
+          <w:tcPr>
+            <w:tcW w:type="dxa" w:w="3200"/>
+            <w:tcBorders>
+              <w:top w:val="single" w:color="D9DCE3" w:sz="4"/>
+              <w:left w:val="single" w:color="D9DCE3" w:sz="4"/>
+              <w:bottom w:val="single" w:color="D9DCE3" w:sz="4"/>
+              <w:right w:val="single" w:color="D9DCE3" w:sz="4"/>
+            </w:tcBorders>
+            <w:shd w:fill="F7F8FA" w:color="auto" w:val="clear"/>
+            <w:tcMar>
+              <w:top w:type="dxa" w:w="70"/>
+              <w:left w:type="dxa" w:w="110"/>
+              <w:bottom w:type="dxa" w:w="70"/>
+              <w:right w:type="dxa" w:w="110"/>
+            </w:tcMar>
+          </w:tcPr>
+          <w:p>
+            <w:r>
+              <w:rPr>
+                <w:b w:val="false"/>
+                <w:bCs w:val="false"/>
+                <w:sz w:val="19"/>
+                <w:szCs w:val="19"/>
+              </w:rPr>
+              <w:t xml:space="preserve">software de registro de accionistas</w:t>
+            </w:r>
+          </w:p>
+        </w:tc>
+        <w:tc>
+          <w:tcPr>
+            <w:tcW w:type="dxa" w:w="1250"/>
+            <w:tcBorders>
+              <w:top w:val="single" w:color="D9DCE3" w:sz="4"/>
+              <w:left w:val="single" w:color="D9DCE3" w:sz="4"/>
+              <w:bottom w:val="single" w:color="D9DCE3" w:sz="4"/>
+              <w:right w:val="single" w:color="D9DCE3" w:sz="4"/>
+            </w:tcBorders>
+            <w:shd w:fill="F7F8FA" w:color="auto" w:val="clear"/>
+            <w:tcMar>
+              <w:top w:type="dxa" w:w="70"/>
+              <w:left w:type="dxa" w:w="110"/>
+              <w:bottom w:type="dxa" w:w="70"/>
+              <w:right w:type="dxa" w:w="110"/>
+            </w:tcMar>
+          </w:tcPr>
+          <w:p>
+            <w:r>
+              <w:rPr>
+                <w:b w:val="false"/>
+                <w:bCs w:val="false"/>
+                <w:sz w:val="19"/>
+                <w:szCs w:val="19"/>
+              </w:rPr>
+              <w:t xml:space="preserve">Secundaria</w:t>
+            </w:r>
+          </w:p>
+        </w:tc>
+        <w:tc>
+          <w:tcPr>
+            <w:tcW w:type="dxa" w:w="1600"/>
+            <w:tcBorders>
+              <w:top w:val="single" w:color="D9DCE3" w:sz="4"/>
+              <w:left w:val="single" w:color="D9DCE3" w:sz="4"/>
+              <w:bottom w:val="single" w:color="D9DCE3" w:sz="4"/>
+              <w:right w:val="single" w:color="D9DCE3" w:sz="4"/>
+            </w:tcBorders>
+            <w:shd w:fill="F7F8FA" w:color="auto" w:val="clear"/>
+            <w:tcMar>
+              <w:top w:type="dxa" w:w="70"/>
+              <w:left w:type="dxa" w:w="110"/>
+              <w:bottom w:type="dxa" w:w="70"/>
+              <w:right w:type="dxa" w:w="110"/>
+            </w:tcMar>
+          </w:tcPr>
+          <w:p>
+            <w:r>
+              <w:rPr>
+                <w:b w:val="false"/>
+                <w:bCs w:val="false"/>
+                <w:sz w:val="19"/>
+                <w:szCs w:val="19"/>
+              </w:rPr>
+              <w:t xml:space="preserve">Comercial</w:t>
+            </w:r>
+          </w:p>
+        </w:tc>
+        <w:tc>
+          <w:tcPr>
+            <w:tcW w:type="dxa" w:w="1000"/>
+            <w:tcBorders>
+              <w:top w:val="single" w:color="D9DCE3" w:sz="4"/>
+              <w:left w:val="single" w:color="D9DCE3" w:sz="4"/>
+              <w:bottom w:val="single" w:color="D9DCE3" w:sz="4"/>
+              <w:right w:val="single" w:color="D9DCE3" w:sz="4"/>
+            </w:tcBorders>
+            <w:shd w:fill="F7F8FA" w:color="auto" w:val="clear"/>
+            <w:tcMar>
+              <w:top w:type="dxa" w:w="70"/>
+              <w:left w:type="dxa" w:w="110"/>
+              <w:bottom w:type="dxa" w:w="70"/>
+              <w:right w:type="dxa" w:w="110"/>
+            </w:tcMar>
+          </w:tcPr>
+          <w:p>
+            <w:r>
+              <w:rPr>
+                <w:b w:val="false"/>
+                <w:bCs w:val="false"/>
+                <w:sz w:val="19"/>
+                <w:szCs w:val="19"/>
+              </w:rPr>
+              <w:t xml:space="preserve">Alta</w:t>
+            </w:r>
+          </w:p>
+        </w:tc>
+        <w:tc>
+          <w:tcPr>
+            <w:tcW w:type="dxa" w:w="2310"/>
+            <w:tcBorders>
+              <w:top w:val="single" w:color="D9DCE3" w:sz="4"/>
+              <w:left w:val="single" w:color="D9DCE3" w:sz="4"/>
+              <w:bottom w:val="single" w:color="D9DCE3" w:sz="4"/>
+              <w:right w:val="single" w:color="D9DCE3" w:sz="4"/>
+            </w:tcBorders>
+            <w:shd w:fill="F7F8FA" w:color="auto" w:val="clear"/>
+            <w:tcMar>
+              <w:top w:type="dxa" w:w="70"/>
+              <w:left w:type="dxa" w:w="110"/>
+              <w:bottom w:type="dxa" w:w="70"/>
+              <w:right w:type="dxa" w:w="110"/>
+            </w:tcMar>
+          </w:tcPr>
+          <w:p>
+            <w:r>
+              <w:rPr>
+                <w:b w:val="false"/>
+                <w:bCs w:val="false"/>
+                <w:sz w:val="19"/>
+                <w:szCs w:val="19"/>
+              </w:rPr>
+              <w:t xml:space="preserve">Oferta SIAC, FAQ</w:t>
+            </w:r>
+          </w:p>
+        </w:tc>
+      </w:tr>
+      <w:tr>
+        <w:tc>
+          <w:tcPr>
+            <w:tcW w:type="dxa" w:w="3200"/>
+            <w:tcBorders>
+              <w:top w:val="single" w:color="D9DCE3" w:sz="4"/>
+              <w:left w:val="single" w:color="D9DCE3" w:sz="4"/>
+              <w:bottom w:val="single" w:color="D9DCE3" w:sz="4"/>
+              <w:right w:val="single" w:color="D9DCE3" w:sz="4"/>
+            </w:tcBorders>
+            <w:tcMar>
+              <w:top w:type="dxa" w:w="70"/>
+              <w:left w:type="dxa" w:w="110"/>
+              <w:bottom w:type="dxa" w:w="70"/>
+              <w:right w:type="dxa" w:w="110"/>
+            </w:tcMar>
+          </w:tcPr>
+          <w:p>
+            <w:r>
+              <w:rPr>
+                <w:b w:val="false"/>
+                <w:bCs w:val="false"/>
+                <w:sz w:val="19"/>
+                <w:szCs w:val="19"/>
+              </w:rPr>
+              <w:t xml:space="preserve">libro de accionistas digital</w:t>
+            </w:r>
+          </w:p>
+        </w:tc>
+        <w:tc>
+          <w:tcPr>
+            <w:tcW w:type="dxa" w:w="1250"/>
+            <w:tcBorders>
+              <w:top w:val="single" w:color="D9DCE3" w:sz="4"/>
+              <w:left w:val="single" w:color="D9DCE3" w:sz="4"/>
+              <w:bottom w:val="single" w:color="D9DCE3" w:sz="4"/>
+              <w:right w:val="single" w:color="D9DCE3" w:sz="4"/>
+            </w:tcBorders>
+            <w:tcMar>
+              <w:top w:type="dxa" w:w="70"/>
+              <w:left w:type="dxa" w:w="110"/>
+              <w:bottom w:type="dxa" w:w="70"/>
+              <w:right w:type="dxa" w:w="110"/>
+            </w:tcMar>
+          </w:tcPr>
+          <w:p>
+            <w:r>
+              <w:rPr>
+                <w:b w:val="false"/>
+                <w:bCs w:val="false"/>
+                <w:sz w:val="19"/>
+                <w:szCs w:val="19"/>
+              </w:rPr>
+              <w:t xml:space="preserve">Long tail</w:t>
+            </w:r>
+          </w:p>
+        </w:tc>
+        <w:tc>
+          <w:tcPr>
+            <w:tcW w:type="dxa" w:w="1600"/>
+            <w:tcBorders>
+              <w:top w:val="single" w:color="D9DCE3" w:sz="4"/>
+              <w:left w:val="single" w:color="D9DCE3" w:sz="4"/>
+              <w:bottom w:val="single" w:color="D9DCE3" w:sz="4"/>
+              <w:right w:val="single" w:color="D9DCE3" w:sz="4"/>
+            </w:tcBorders>
+            <w:tcMar>
+              <w:top w:type="dxa" w:w="70"/>
+              <w:left w:type="dxa" w:w="110"/>
+              <w:bottom w:type="dxa" w:w="70"/>
+              <w:right w:type="dxa" w:w="110"/>
+            </w:tcMar>
+          </w:tcPr>
+          <w:p>
+            <w:r>
+              <w:rPr>
+                <w:b w:val="false"/>
+                <w:bCs w:val="false"/>
+                <w:sz w:val="19"/>
+                <w:szCs w:val="19"/>
+              </w:rPr>
+              <w:t xml:space="preserve">Comercial</w:t>
+            </w:r>
+          </w:p>
+        </w:tc>
+        <w:tc>
+          <w:tcPr>
+            <w:tcW w:type="dxa" w:w="1000"/>
+            <w:tcBorders>
+              <w:top w:val="single" w:color="D9DCE3" w:sz="4"/>
+              <w:left w:val="single" w:color="D9DCE3" w:sz="4"/>
+              <w:bottom w:val="single" w:color="D9DCE3" w:sz="4"/>
+              <w:right w:val="single" w:color="D9DCE3" w:sz="4"/>
+            </w:tcBorders>
+            <w:tcMar>
+              <w:top w:type="dxa" w:w="70"/>
+              <w:left w:type="dxa" w:w="110"/>
+              <w:bottom w:type="dxa" w:w="70"/>
+              <w:right w:type="dxa" w:w="110"/>
+            </w:tcMar>
+          </w:tcPr>
+          <w:p>
+            <w:r>
+              <w:rPr>
+                <w:b w:val="false"/>
+                <w:bCs w:val="false"/>
+                <w:sz w:val="19"/>
+                <w:szCs w:val="19"/>
+              </w:rPr>
+              <w:t xml:space="preserve">Alta</w:t>
+            </w:r>
+          </w:p>
+        </w:tc>
+        <w:tc>
+          <w:tcPr>
+            <w:tcW w:type="dxa" w:w="2310"/>
+            <w:tcBorders>
+              <w:top w:val="single" w:color="D9DCE3" w:sz="4"/>
+              <w:left w:val="single" w:color="D9DCE3" w:sz="4"/>
+              <w:bottom w:val="single" w:color="D9DCE3" w:sz="4"/>
+              <w:right w:val="single" w:color="D9DCE3" w:sz="4"/>
+            </w:tcBorders>
+            <w:tcMar>
+              <w:top w:type="dxa" w:w="70"/>
+              <w:left w:type="dxa" w:w="110"/>
+              <w:bottom w:type="dxa" w:w="70"/>
+              <w:right w:type="dxa" w:w="110"/>
+            </w:tcMar>
+          </w:tcPr>
+          <w:p>
+            <w:r>
+              <w:rPr>
+                <w:b w:val="false"/>
+                <w:bCs w:val="false"/>
+                <w:sz w:val="19"/>
+                <w:szCs w:val="19"/>
+              </w:rPr>
+              <w:t xml:space="preserve">Oferta SIAC</w:t>
+            </w:r>
+          </w:p>
+        </w:tc>
+      </w:tr>
+      <w:tr>
+        <w:tc>
+          <w:tcPr>
+            <w:tcW w:type="dxa" w:w="3200"/>
+            <w:tcBorders>
+              <w:top w:val="single" w:color="D9DCE3" w:sz="4"/>
+              <w:left w:val="single" w:color="D9DCE3" w:sz="4"/>
+              <w:bottom w:val="single" w:color="D9DCE3" w:sz="4"/>
+              <w:right w:val="single" w:color="D9DCE3" w:sz="4"/>
+            </w:tcBorders>
+            <w:shd w:fill="F7F8FA" w:color="auto" w:val="clear"/>
+            <w:tcMar>
+              <w:top w:type="dxa" w:w="70"/>
+              <w:left w:type="dxa" w:w="110"/>
+              <w:bottom w:type="dxa" w:w="70"/>
+              <w:right w:type="dxa" w:w="110"/>
+            </w:tcMar>
+          </w:tcPr>
+          <w:p>
+            <w:r>
+              <w:rPr>
+                <w:b w:val="false"/>
+                <w:bCs w:val="false"/>
+                <w:sz w:val="19"/>
+                <w:szCs w:val="19"/>
+              </w:rPr>
+              <w:t xml:space="preserve">software de gobierno corporativo</w:t>
+            </w:r>
+          </w:p>
+        </w:tc>
+        <w:tc>
+          <w:tcPr>
+            <w:tcW w:type="dxa" w:w="1250"/>
+            <w:tcBorders>
+              <w:top w:val="single" w:color="D9DCE3" w:sz="4"/>
+              <w:left w:val="single" w:color="D9DCE3" w:sz="4"/>
+              <w:bottom w:val="single" w:color="D9DCE3" w:sz="4"/>
+              <w:right w:val="single" w:color="D9DCE3" w:sz="4"/>
+            </w:tcBorders>
+            <w:shd w:fill="F7F8FA" w:color="auto" w:val="clear"/>
+            <w:tcMar>
+              <w:top w:type="dxa" w:w="70"/>
+              <w:left w:type="dxa" w:w="110"/>
+              <w:bottom w:type="dxa" w:w="70"/>
+              <w:right w:type="dxa" w:w="110"/>
+            </w:tcMar>
+          </w:tcPr>
+          <w:p>
+            <w:r>
+              <w:rPr>
+                <w:b w:val="false"/>
+                <w:bCs w:val="false"/>
+                <w:sz w:val="19"/>
+                <w:szCs w:val="19"/>
+              </w:rPr>
+              <w:t xml:space="preserve">Secundaria</w:t>
+            </w:r>
+          </w:p>
+        </w:tc>
+        <w:tc>
+          <w:tcPr>
+            <w:tcW w:type="dxa" w:w="1600"/>
+            <w:tcBorders>
+              <w:top w:val="single" w:color="D9DCE3" w:sz="4"/>
+              <w:left w:val="single" w:color="D9DCE3" w:sz="4"/>
+              <w:bottom w:val="single" w:color="D9DCE3" w:sz="4"/>
+              <w:right w:val="single" w:color="D9DCE3" w:sz="4"/>
+            </w:tcBorders>
+            <w:shd w:fill="F7F8FA" w:color="auto" w:val="clear"/>
+            <w:tcMar>
+              <w:top w:type="dxa" w:w="70"/>
+              <w:left w:type="dxa" w:w="110"/>
+              <w:bottom w:type="dxa" w:w="70"/>
+              <w:right w:type="dxa" w:w="110"/>
+            </w:tcMar>
+          </w:tcPr>
+          <w:p>
+            <w:r>
+              <w:rPr>
+                <w:b w:val="false"/>
+                <w:bCs w:val="false"/>
+                <w:sz w:val="19"/>
+                <w:szCs w:val="19"/>
+              </w:rPr>
+              <w:t xml:space="preserve">Comercial</w:t>
+            </w:r>
+          </w:p>
+        </w:tc>
+        <w:tc>
+          <w:tcPr>
+            <w:tcW w:type="dxa" w:w="1000"/>
+            <w:tcBorders>
+              <w:top w:val="single" w:color="D9DCE3" w:sz="4"/>
+              <w:left w:val="single" w:color="D9DCE3" w:sz="4"/>
+              <w:bottom w:val="single" w:color="D9DCE3" w:sz="4"/>
+              <w:right w:val="single" w:color="D9DCE3" w:sz="4"/>
+            </w:tcBorders>
+            <w:shd w:fill="F7F8FA" w:color="auto" w:val="clear"/>
+            <w:tcMar>
+              <w:top w:type="dxa" w:w="70"/>
+              <w:left w:type="dxa" w:w="110"/>
+              <w:bottom w:type="dxa" w:w="70"/>
+              <w:right w:type="dxa" w:w="110"/>
+            </w:tcMar>
+          </w:tcPr>
+          <w:p>
+            <w:r>
+              <w:rPr>
+                <w:b w:val="false"/>
+                <w:bCs w:val="false"/>
+                <w:sz w:val="19"/>
+                <w:szCs w:val="19"/>
+              </w:rPr>
+              <w:t xml:space="preserve">Alta</w:t>
+            </w:r>
+          </w:p>
+        </w:tc>
+        <w:tc>
+          <w:tcPr>
+            <w:tcW w:type="dxa" w:w="2310"/>
+            <w:tcBorders>
+              <w:top w:val="single" w:color="D9DCE3" w:sz="4"/>
+              <w:left w:val="single" w:color="D9DCE3" w:sz="4"/>
+              <w:bottom w:val="single" w:color="D9DCE3" w:sz="4"/>
+              <w:right w:val="single" w:color="D9DCE3" w:sz="4"/>
+            </w:tcBorders>
+            <w:shd w:fill="F7F8FA" w:color="auto" w:val="clear"/>
+            <w:tcMar>
+              <w:top w:type="dxa" w:w="70"/>
+              <w:left w:type="dxa" w:w="110"/>
+              <w:bottom w:type="dxa" w:w="70"/>
+              <w:right w:type="dxa" w:w="110"/>
+            </w:tcMar>
+          </w:tcPr>
+          <w:p>
+            <w:r>
+              <w:rPr>
+                <w:b w:val="false"/>
+                <w:bCs w:val="false"/>
+                <w:sz w:val="19"/>
+                <w:szCs w:val="19"/>
+              </w:rPr>
+              <w:t xml:space="preserve">H2, línea de ofertas</w:t>
+            </w:r>
+          </w:p>
+        </w:tc>
+      </w:tr>
+      <w:tr>
+        <w:tc>
+          <w:tcPr>
+            <w:tcW w:type="dxa" w:w="3200"/>
+            <w:tcBorders>
+              <w:top w:val="single" w:color="D9DCE3" w:sz="4"/>
+              <w:left w:val="single" w:color="D9DCE3" w:sz="4"/>
+              <w:bottom w:val="single" w:color="D9DCE3" w:sz="4"/>
+              <w:right w:val="single" w:color="D9DCE3" w:sz="4"/>
+            </w:tcBorders>
+            <w:tcMar>
+              <w:top w:type="dxa" w:w="70"/>
+              <w:left w:type="dxa" w:w="110"/>
+              <w:bottom w:type="dxa" w:w="70"/>
+              <w:right w:type="dxa" w:w="110"/>
+            </w:tcMar>
+          </w:tcPr>
+          <w:p>
+            <w:r>
+              <w:rPr>
+                <w:b w:val="false"/>
+                <w:bCs w:val="false"/>
+                <w:sz w:val="19"/>
+                <w:szCs w:val="19"/>
+              </w:rPr>
+              <w:t xml:space="preserve">gestión de asambleas de accionistas</w:t>
+            </w:r>
+          </w:p>
+        </w:tc>
+        <w:tc>
+          <w:tcPr>
+            <w:tcW w:type="dxa" w:w="1250"/>
+            <w:tcBorders>
+              <w:top w:val="single" w:color="D9DCE3" w:sz="4"/>
+              <w:left w:val="single" w:color="D9DCE3" w:sz="4"/>
+              <w:bottom w:val="single" w:color="D9DCE3" w:sz="4"/>
+              <w:right w:val="single" w:color="D9DCE3" w:sz="4"/>
+            </w:tcBorders>
+            <w:tcMar>
+              <w:top w:type="dxa" w:w="70"/>
+              <w:left w:type="dxa" w:w="110"/>
+              <w:bottom w:type="dxa" w:w="70"/>
+              <w:right w:type="dxa" w:w="110"/>
+            </w:tcMar>
+          </w:tcPr>
+          <w:p>
+            <w:r>
+              <w:rPr>
+                <w:b w:val="false"/>
+                <w:bCs w:val="false"/>
+                <w:sz w:val="19"/>
+                <w:szCs w:val="19"/>
+              </w:rPr>
+              <w:t xml:space="preserve">Long tail</w:t>
+            </w:r>
+          </w:p>
+        </w:tc>
+        <w:tc>
+          <w:tcPr>
+            <w:tcW w:type="dxa" w:w="1600"/>
+            <w:tcBorders>
+              <w:top w:val="single" w:color="D9DCE3" w:sz="4"/>
+              <w:left w:val="single" w:color="D9DCE3" w:sz="4"/>
+              <w:bottom w:val="single" w:color="D9DCE3" w:sz="4"/>
+              <w:right w:val="single" w:color="D9DCE3" w:sz="4"/>
+            </w:tcBorders>
+            <w:tcMar>
+              <w:top w:type="dxa" w:w="70"/>
+              <w:left w:type="dxa" w:w="110"/>
+              <w:bottom w:type="dxa" w:w="70"/>
+              <w:right w:type="dxa" w:w="110"/>
+            </w:tcMar>
+          </w:tcPr>
+          <w:p>
+            <w:r>
+              <w:rPr>
+                <w:b w:val="false"/>
+                <w:bCs w:val="false"/>
+                <w:sz w:val="19"/>
+                <w:szCs w:val="19"/>
+              </w:rPr>
+              <w:t xml:space="preserve">Comercial</w:t>
+            </w:r>
+          </w:p>
+        </w:tc>
+        <w:tc>
+          <w:tcPr>
+            <w:tcW w:type="dxa" w:w="1000"/>
+            <w:tcBorders>
+              <w:top w:val="single" w:color="D9DCE3" w:sz="4"/>
+              <w:left w:val="single" w:color="D9DCE3" w:sz="4"/>
+              <w:bottom w:val="single" w:color="D9DCE3" w:sz="4"/>
+              <w:right w:val="single" w:color="D9DCE3" w:sz="4"/>
+            </w:tcBorders>
+            <w:tcMar>
+              <w:top w:type="dxa" w:w="70"/>
+              <w:left w:type="dxa" w:w="110"/>
+              <w:bottom w:type="dxa" w:w="70"/>
+              <w:right w:type="dxa" w:w="110"/>
+            </w:tcMar>
+          </w:tcPr>
+          <w:p>
+            <w:r>
+              <w:rPr>
+                <w:b w:val="false"/>
+                <w:bCs w:val="false"/>
+                <w:sz w:val="19"/>
+                <w:szCs w:val="19"/>
+              </w:rPr>
+              <w:t xml:space="preserve">Media</w:t>
+            </w:r>
+          </w:p>
+        </w:tc>
+        <w:tc>
+          <w:tcPr>
+            <w:tcW w:type="dxa" w:w="2310"/>
+            <w:tcBorders>
+              <w:top w:val="single" w:color="D9DCE3" w:sz="4"/>
+              <w:left w:val="single" w:color="D9DCE3" w:sz="4"/>
+              <w:bottom w:val="single" w:color="D9DCE3" w:sz="4"/>
+              <w:right w:val="single" w:color="D9DCE3" w:sz="4"/>
+            </w:tcBorders>
+            <w:tcMar>
+              <w:top w:type="dxa" w:w="70"/>
+              <w:left w:type="dxa" w:w="110"/>
+              <w:bottom w:type="dxa" w:w="70"/>
+              <w:right w:type="dxa" w:w="110"/>
+            </w:tcMar>
+          </w:tcPr>
+          <w:p>
+            <w:r>
+              <w:rPr>
+                <w:b w:val="false"/>
+                <w:bCs w:val="false"/>
+                <w:sz w:val="19"/>
+                <w:szCs w:val="19"/>
+              </w:rPr>
+              <w:t xml:space="preserve">Oferta SIAC</w:t>
+            </w:r>
+          </w:p>
+        </w:tc>
+      </w:tr>
+      <w:tr>
+        <w:tc>
+          <w:tcPr>
+            <w:tcW w:type="dxa" w:w="3200"/>
+            <w:tcBorders>
+              <w:top w:val="single" w:color="D9DCE3" w:sz="4"/>
+              <w:left w:val="single" w:color="D9DCE3" w:sz="4"/>
+              <w:bottom w:val="single" w:color="D9DCE3" w:sz="4"/>
+              <w:right w:val="single" w:color="D9DCE3" w:sz="4"/>
+            </w:tcBorders>
+            <w:shd w:fill="F7F8FA" w:color="auto" w:val="clear"/>
+            <w:tcMar>
+              <w:top w:type="dxa" w:w="70"/>
+              <w:left w:type="dxa" w:w="110"/>
+              <w:bottom w:type="dxa" w:w="70"/>
+              <w:right w:type="dxa" w:w="110"/>
+            </w:tcMar>
+          </w:tcPr>
+          <w:p>
+            <w:r>
+              <w:rPr>
+                <w:b w:val="false"/>
+                <w:bCs w:val="false"/>
+                <w:sz w:val="19"/>
+                <w:szCs w:val="19"/>
+              </w:rPr>
+              <w:t xml:space="preserve">pago de dividendos a accionistas</w:t>
+            </w:r>
+          </w:p>
+        </w:tc>
+        <w:tc>
+          <w:tcPr>
+            <w:tcW w:type="dxa" w:w="1250"/>
+            <w:tcBorders>
+              <w:top w:val="single" w:color="D9DCE3" w:sz="4"/>
+              <w:left w:val="single" w:color="D9DCE3" w:sz="4"/>
+              <w:bottom w:val="single" w:color="D9DCE3" w:sz="4"/>
+              <w:right w:val="single" w:color="D9DCE3" w:sz="4"/>
+            </w:tcBorders>
+            <w:shd w:fill="F7F8FA" w:color="auto" w:val="clear"/>
+            <w:tcMar>
+              <w:top w:type="dxa" w:w="70"/>
+              <w:left w:type="dxa" w:w="110"/>
+              <w:bottom w:type="dxa" w:w="70"/>
+              <w:right w:type="dxa" w:w="110"/>
+            </w:tcMar>
+          </w:tcPr>
+          <w:p>
+            <w:r>
+              <w:rPr>
+                <w:b w:val="false"/>
+                <w:bCs w:val="false"/>
+                <w:sz w:val="19"/>
+                <w:szCs w:val="19"/>
+              </w:rPr>
+              <w:t xml:space="preserve">Long tail</w:t>
+            </w:r>
+          </w:p>
+        </w:tc>
+        <w:tc>
+          <w:tcPr>
+            <w:tcW w:type="dxa" w:w="1600"/>
+            <w:tcBorders>
+              <w:top w:val="single" w:color="D9DCE3" w:sz="4"/>
+              <w:left w:val="single" w:color="D9DCE3" w:sz="4"/>
+              <w:bottom w:val="single" w:color="D9DCE3" w:sz="4"/>
+              <w:right w:val="single" w:color="D9DCE3" w:sz="4"/>
+            </w:tcBorders>
+            <w:shd w:fill="F7F8FA" w:color="auto" w:val="clear"/>
+            <w:tcMar>
+              <w:top w:type="dxa" w:w="70"/>
+              <w:left w:type="dxa" w:w="110"/>
+              <w:bottom w:type="dxa" w:w="70"/>
+              <w:right w:type="dxa" w:w="110"/>
+            </w:tcMar>
+          </w:tcPr>
+          <w:p>
+            <w:r>
+              <w:rPr>
+                <w:b w:val="false"/>
+                <w:bCs w:val="false"/>
+                <w:sz w:val="19"/>
+                <w:szCs w:val="19"/>
+              </w:rPr>
+              <w:t xml:space="preserve">Informativa</w:t>
+            </w:r>
+          </w:p>
+        </w:tc>
+        <w:tc>
+          <w:tcPr>
+            <w:tcW w:type="dxa" w:w="1000"/>
+            <w:tcBorders>
+              <w:top w:val="single" w:color="D9DCE3" w:sz="4"/>
+              <w:left w:val="single" w:color="D9DCE3" w:sz="4"/>
+              <w:bottom w:val="single" w:color="D9DCE3" w:sz="4"/>
+              <w:right w:val="single" w:color="D9DCE3" w:sz="4"/>
+            </w:tcBorders>
+            <w:shd w:fill="F7F8FA" w:color="auto" w:val="clear"/>
+            <w:tcMar>
+              <w:top w:type="dxa" w:w="70"/>
+              <w:left w:type="dxa" w:w="110"/>
+              <w:bottom w:type="dxa" w:w="70"/>
+              <w:right w:type="dxa" w:w="110"/>
+            </w:tcMar>
+          </w:tcPr>
+          <w:p>
+            <w:r>
+              <w:rPr>
+                <w:b w:val="false"/>
+                <w:bCs w:val="false"/>
+                <w:sz w:val="19"/>
+                <w:szCs w:val="19"/>
+              </w:rPr>
+              <w:t xml:space="preserve">Media</w:t>
+            </w:r>
+          </w:p>
+        </w:tc>
+        <w:tc>
+          <w:tcPr>
+            <w:tcW w:type="dxa" w:w="2310"/>
+            <w:tcBorders>
+              <w:top w:val="single" w:color="D9DCE3" w:sz="4"/>
+              <w:left w:val="single" w:color="D9DCE3" w:sz="4"/>
+              <w:bottom w:val="single" w:color="D9DCE3" w:sz="4"/>
+              <w:right w:val="single" w:color="D9DCE3" w:sz="4"/>
+            </w:tcBorders>
+            <w:shd w:fill="F7F8FA" w:color="auto" w:val="clear"/>
+            <w:tcMar>
+              <w:top w:type="dxa" w:w="70"/>
+              <w:left w:type="dxa" w:w="110"/>
+              <w:bottom w:type="dxa" w:w="70"/>
+              <w:right w:type="dxa" w:w="110"/>
+            </w:tcMar>
+          </w:tcPr>
+          <w:p>
+            <w:r>
+              <w:rPr>
+                <w:b w:val="false"/>
+                <w:bCs w:val="false"/>
+                <w:sz w:val="19"/>
+                <w:szCs w:val="19"/>
+              </w:rPr>
+              <w:t xml:space="preserve">Blog (enlaza a la página)</w:t>
+            </w:r>
+          </w:p>
+        </w:tc>
+      </w:tr>
+      <w:tr>
+        <w:tc>
+          <w:tcPr>
+            <w:tcW w:type="dxa" w:w="3200"/>
+            <w:tcBorders>
+              <w:top w:val="single" w:color="D9DCE3" w:sz="4"/>
+              <w:left w:val="single" w:color="D9DCE3" w:sz="4"/>
+              <w:bottom w:val="single" w:color="D9DCE3" w:sz="4"/>
+              <w:right w:val="single" w:color="D9DCE3" w:sz="4"/>
+            </w:tcBorders>
+            <w:tcMar>
+              <w:top w:type="dxa" w:w="70"/>
+              <w:left w:type="dxa" w:w="110"/>
+              <w:bottom w:type="dxa" w:w="70"/>
+              <w:right w:type="dxa" w:w="110"/>
+            </w:tcMar>
+          </w:tcPr>
+          <w:p>
+            <w:r>
+              <w:rPr>
+                <w:b w:val="false"/>
+                <w:bCs w:val="false"/>
+                <w:sz w:val="19"/>
+                <w:szCs w:val="19"/>
+              </w:rPr>
+              <w:t xml:space="preserve">agente de registro y transferencia de acciones</w:t>
+            </w:r>
+          </w:p>
+        </w:tc>
+        <w:tc>
+          <w:tcPr>
+            <w:tcW w:type="dxa" w:w="1250"/>
+            <w:tcBorders>
+              <w:top w:val="single" w:color="D9DCE3" w:sz="4"/>
+              <w:left w:val="single" w:color="D9DCE3" w:sz="4"/>
+              <w:bottom w:val="single" w:color="D9DCE3" w:sz="4"/>
+              <w:right w:val="single" w:color="D9DCE3" w:sz="4"/>
+            </w:tcBorders>
+            <w:tcMar>
+              <w:top w:type="dxa" w:w="70"/>
+              <w:left w:type="dxa" w:w="110"/>
+              <w:bottom w:type="dxa" w:w="70"/>
+              <w:right w:type="dxa" w:w="110"/>
+            </w:tcMar>
+          </w:tcPr>
+          <w:p>
+            <w:r>
+              <w:rPr>
+                <w:b w:val="false"/>
+                <w:bCs w:val="false"/>
+                <w:sz w:val="19"/>
+                <w:szCs w:val="19"/>
+              </w:rPr>
+              <w:t xml:space="preserve">Long tail</w:t>
+            </w:r>
+          </w:p>
+        </w:tc>
+        <w:tc>
+          <w:tcPr>
+            <w:tcW w:type="dxa" w:w="1600"/>
+            <w:tcBorders>
+              <w:top w:val="single" w:color="D9DCE3" w:sz="4"/>
+              <w:left w:val="single" w:color="D9DCE3" w:sz="4"/>
+              <w:bottom w:val="single" w:color="D9DCE3" w:sz="4"/>
+              <w:right w:val="single" w:color="D9DCE3" w:sz="4"/>
+            </w:tcBorders>
+            <w:tcMar>
+              <w:top w:type="dxa" w:w="70"/>
+              <w:left w:type="dxa" w:w="110"/>
+              <w:bottom w:type="dxa" w:w="70"/>
+              <w:right w:type="dxa" w:w="110"/>
+            </w:tcMar>
+          </w:tcPr>
+          <w:p>
+            <w:r>
+              <w:rPr>
+                <w:b w:val="false"/>
+                <w:bCs w:val="false"/>
+                <w:sz w:val="19"/>
+                <w:szCs w:val="19"/>
+              </w:rPr>
+              <w:t xml:space="preserve">Comercial</w:t>
+            </w:r>
+          </w:p>
+        </w:tc>
+        <w:tc>
+          <w:tcPr>
+            <w:tcW w:type="dxa" w:w="1000"/>
+            <w:tcBorders>
+              <w:top w:val="single" w:color="D9DCE3" w:sz="4"/>
+              <w:left w:val="single" w:color="D9DCE3" w:sz="4"/>
+              <w:bottom w:val="single" w:color="D9DCE3" w:sz="4"/>
+              <w:right w:val="single" w:color="D9DCE3" w:sz="4"/>
+            </w:tcBorders>
+            <w:tcMar>
+              <w:top w:type="dxa" w:w="70"/>
+              <w:left w:type="dxa" w:w="110"/>
+              <w:bottom w:type="dxa" w:w="70"/>
+              <w:right w:type="dxa" w:w="110"/>
+            </w:tcMar>
+          </w:tcPr>
+          <w:p>
+            <w:r>
+              <w:rPr>
+                <w:b w:val="false"/>
+                <w:bCs w:val="false"/>
+                <w:sz w:val="19"/>
+                <w:szCs w:val="19"/>
+              </w:rPr>
+              <w:t xml:space="preserve">Media</w:t>
+            </w:r>
+          </w:p>
+        </w:tc>
+        <w:tc>
+          <w:tcPr>
+            <w:tcW w:type="dxa" w:w="2310"/>
+            <w:tcBorders>
+              <w:top w:val="single" w:color="D9DCE3" w:sz="4"/>
+              <w:left w:val="single" w:color="D9DCE3" w:sz="4"/>
+              <w:bottom w:val="single" w:color="D9DCE3" w:sz="4"/>
+              <w:right w:val="single" w:color="D9DCE3" w:sz="4"/>
+            </w:tcBorders>
+            <w:tcMar>
+              <w:top w:type="dxa" w:w="70"/>
+              <w:left w:type="dxa" w:w="110"/>
+              <w:bottom w:type="dxa" w:w="70"/>
+              <w:right w:type="dxa" w:w="110"/>
+            </w:tcMar>
+          </w:tcPr>
+          <w:p>
+            <w:r>
+              <w:rPr>
+                <w:b w:val="false"/>
+                <w:bCs w:val="false"/>
+                <w:sz w:val="19"/>
+                <w:szCs w:val="19"/>
+              </w:rPr>
+              <w:t xml:space="preserve">Oferta SIAC</w:t>
+            </w:r>
+          </w:p>
+        </w:tc>
+      </w:tr>
+      <w:tr>
+        <w:tc>
+          <w:tcPr>
+            <w:tcW w:type="dxa" w:w="3200"/>
+            <w:tcBorders>
+              <w:top w:val="single" w:color="D9DCE3" w:sz="4"/>
+              <w:left w:val="single" w:color="D9DCE3" w:sz="4"/>
+              <w:bottom w:val="single" w:color="D9DCE3" w:sz="4"/>
+              <w:right w:val="single" w:color="D9DCE3" w:sz="4"/>
+            </w:tcBorders>
+            <w:shd w:fill="F7F8FA" w:color="auto" w:val="clear"/>
+            <w:tcMar>
+              <w:top w:type="dxa" w:w="70"/>
+              <w:left w:type="dxa" w:w="110"/>
+              <w:bottom w:type="dxa" w:w="70"/>
+              <w:right w:type="dxa" w:w="110"/>
+            </w:tcMar>
+          </w:tcPr>
+          <w:p>
+            <w:r>
+              <w:rPr>
+                <w:b w:val="false"/>
+                <w:bCs w:val="false"/>
+                <w:sz w:val="19"/>
+                <w:szCs w:val="19"/>
+              </w:rPr>
+              <w:t xml:space="preserve">SIMC Consein / SIAC Consein</w:t>
+            </w:r>
+          </w:p>
+        </w:tc>
+        <w:tc>
+          <w:tcPr>
+            <w:tcW w:type="dxa" w:w="1250"/>
+            <w:tcBorders>
+              <w:top w:val="single" w:color="D9DCE3" w:sz="4"/>
+              <w:left w:val="single" w:color="D9DCE3" w:sz="4"/>
+              <w:bottom w:val="single" w:color="D9DCE3" w:sz="4"/>
+              <w:right w:val="single" w:color="D9DCE3" w:sz="4"/>
+            </w:tcBorders>
+            <w:shd w:fill="F7F8FA" w:color="auto" w:val="clear"/>
+            <w:tcMar>
+              <w:top w:type="dxa" w:w="70"/>
+              <w:left w:type="dxa" w:w="110"/>
+              <w:bottom w:type="dxa" w:w="70"/>
+              <w:right w:type="dxa" w:w="110"/>
+            </w:tcMar>
+          </w:tcPr>
+          <w:p>
+            <w:r>
+              <w:rPr>
+                <w:b w:val="false"/>
+                <w:bCs w:val="false"/>
+                <w:sz w:val="19"/>
+                <w:szCs w:val="19"/>
+              </w:rPr>
+              <w:t xml:space="preserve">Marca</w:t>
+            </w:r>
+          </w:p>
+        </w:tc>
+        <w:tc>
+          <w:tcPr>
+            <w:tcW w:type="dxa" w:w="1600"/>
+            <w:tcBorders>
+              <w:top w:val="single" w:color="D9DCE3" w:sz="4"/>
+              <w:left w:val="single" w:color="D9DCE3" w:sz="4"/>
+              <w:bottom w:val="single" w:color="D9DCE3" w:sz="4"/>
+              <w:right w:val="single" w:color="D9DCE3" w:sz="4"/>
+            </w:tcBorders>
+            <w:shd w:fill="F7F8FA" w:color="auto" w:val="clear"/>
+            <w:tcMar>
+              <w:top w:type="dxa" w:w="70"/>
+              <w:left w:type="dxa" w:w="110"/>
+              <w:bottom w:type="dxa" w:w="70"/>
+              <w:right w:type="dxa" w:w="110"/>
+            </w:tcMar>
+          </w:tcPr>
+          <w:p>
+            <w:r>
+              <w:rPr>
+                <w:b w:val="false"/>
+                <w:bCs w:val="false"/>
+                <w:sz w:val="19"/>
+                <w:szCs w:val="19"/>
+              </w:rPr>
+              <w:t xml:space="preserve">Navegacional</w:t>
+            </w:r>
+          </w:p>
+        </w:tc>
+        <w:tc>
+          <w:tcPr>
+            <w:tcW w:type="dxa" w:w="1000"/>
+            <w:tcBorders>
+              <w:top w:val="single" w:color="D9DCE3" w:sz="4"/>
+              <w:left w:val="single" w:color="D9DCE3" w:sz="4"/>
+              <w:bottom w:val="single" w:color="D9DCE3" w:sz="4"/>
+              <w:right w:val="single" w:color="D9DCE3" w:sz="4"/>
+            </w:tcBorders>
+            <w:shd w:fill="F7F8FA" w:color="auto" w:val="clear"/>
+            <w:tcMar>
+              <w:top w:type="dxa" w:w="70"/>
+              <w:left w:type="dxa" w:w="110"/>
+              <w:bottom w:type="dxa" w:w="70"/>
+              <w:right w:type="dxa" w:w="110"/>
+            </w:tcMar>
+          </w:tcPr>
+          <w:p>
+            <w:r>
+              <w:rPr>
+                <w:b w:val="false"/>
+                <w:bCs w:val="false"/>
+                <w:sz w:val="19"/>
+                <w:szCs w:val="19"/>
+              </w:rPr>
+              <w:t xml:space="preserve">Alta</w:t>
+            </w:r>
+          </w:p>
+        </w:tc>
+        <w:tc>
+          <w:tcPr>
+            <w:tcW w:type="dxa" w:w="2310"/>
+            <w:tcBorders>
+              <w:top w:val="single" w:color="D9DCE3" w:sz="4"/>
+              <w:left w:val="single" w:color="D9DCE3" w:sz="4"/>
+              <w:bottom w:val="single" w:color="D9DCE3" w:sz="4"/>
+              <w:right w:val="single" w:color="D9DCE3" w:sz="4"/>
+            </w:tcBorders>
+            <w:shd w:fill="F7F8FA" w:color="auto" w:val="clear"/>
+            <w:tcMar>
+              <w:top w:type="dxa" w:w="70"/>
+              <w:left w:type="dxa" w:w="110"/>
+              <w:bottom w:type="dxa" w:w="70"/>
+              <w:right w:type="dxa" w:w="110"/>
+            </w:tcMar>
+          </w:tcPr>
+          <w:p>
+            <w:r>
+              <w:rPr>
+                <w:b w:val="false"/>
+                <w:bCs w:val="false"/>
+                <w:sz w:val="19"/>
+                <w:szCs w:val="19"/>
+              </w:rPr>
+              <w:t xml:space="preserve">Ofertas, acceso de clientes</w:t>
+            </w:r>
+          </w:p>
+        </w:tc>
+      </w:tr>
+      <w:tr>
+        <w:tc>
+          <w:tcPr>
+            <w:tcW w:type="dxa" w:w="3200"/>
+            <w:tcBorders>
+              <w:top w:val="single" w:color="D9DCE3" w:sz="4"/>
+              <w:left w:val="single" w:color="D9DCE3" w:sz="4"/>
+              <w:bottom w:val="single" w:color="D9DCE3" w:sz="4"/>
+              <w:right w:val="single" w:color="D9DCE3" w:sz="4"/>
+            </w:tcBorders>
+            <w:tcMar>
+              <w:top w:type="dxa" w:w="70"/>
+              <w:left w:type="dxa" w:w="110"/>
+              <w:bottom w:type="dxa" w:w="70"/>
+              <w:right w:type="dxa" w:w="110"/>
+            </w:tcMar>
+          </w:tcPr>
+          <w:p>
+            <w:r>
+              <w:rPr>
+                <w:b w:val="false"/>
+                <w:bCs w:val="false"/>
+                <w:sz w:val="19"/>
+                <w:szCs w:val="19"/>
+              </w:rPr>
+              <w:t xml:space="preserve">Business Central en Venezuela</w:t>
+            </w:r>
+          </w:p>
+        </w:tc>
+        <w:tc>
+          <w:tcPr>
+            <w:tcW w:type="dxa" w:w="1250"/>
+            <w:tcBorders>
+              <w:top w:val="single" w:color="D9DCE3" w:sz="4"/>
+              <w:left w:val="single" w:color="D9DCE3" w:sz="4"/>
+              <w:bottom w:val="single" w:color="D9DCE3" w:sz="4"/>
+              <w:right w:val="single" w:color="D9DCE3" w:sz="4"/>
+            </w:tcBorders>
+            <w:tcMar>
+              <w:top w:type="dxa" w:w="70"/>
+              <w:left w:type="dxa" w:w="110"/>
+              <w:bottom w:type="dxa" w:w="70"/>
+              <w:right w:type="dxa" w:w="110"/>
+            </w:tcMar>
+          </w:tcPr>
+          <w:p>
+            <w:r>
+              <w:rPr>
+                <w:b w:val="false"/>
+                <w:bCs w:val="false"/>
+                <w:sz w:val="19"/>
+                <w:szCs w:val="19"/>
+              </w:rPr>
+              <w:t xml:space="preserve">Local</w:t>
+            </w:r>
+          </w:p>
+        </w:tc>
+        <w:tc>
+          <w:tcPr>
+            <w:tcW w:type="dxa" w:w="1600"/>
+            <w:tcBorders>
+              <w:top w:val="single" w:color="D9DCE3" w:sz="4"/>
+              <w:left w:val="single" w:color="D9DCE3" w:sz="4"/>
+              <w:bottom w:val="single" w:color="D9DCE3" w:sz="4"/>
+              <w:right w:val="single" w:color="D9DCE3" w:sz="4"/>
+            </w:tcBorders>
+            <w:tcMar>
+              <w:top w:type="dxa" w:w="70"/>
+              <w:left w:type="dxa" w:w="110"/>
+              <w:bottom w:type="dxa" w:w="70"/>
+              <w:right w:type="dxa" w:w="110"/>
+            </w:tcMar>
+          </w:tcPr>
+          <w:p>
+            <w:r>
+              <w:rPr>
+                <w:b w:val="false"/>
+                <w:bCs w:val="false"/>
+                <w:sz w:val="19"/>
+                <w:szCs w:val="19"/>
+              </w:rPr>
+              <w:t xml:space="preserve">Transaccional</w:t>
+            </w:r>
+          </w:p>
+        </w:tc>
+        <w:tc>
+          <w:tcPr>
+            <w:tcW w:type="dxa" w:w="1000"/>
+            <w:tcBorders>
+              <w:top w:val="single" w:color="D9DCE3" w:sz="4"/>
+              <w:left w:val="single" w:color="D9DCE3" w:sz="4"/>
+              <w:bottom w:val="single" w:color="D9DCE3" w:sz="4"/>
+              <w:right w:val="single" w:color="D9DCE3" w:sz="4"/>
+            </w:tcBorders>
+            <w:tcMar>
+              <w:top w:type="dxa" w:w="70"/>
+              <w:left w:type="dxa" w:w="110"/>
+              <w:bottom w:type="dxa" w:w="70"/>
+              <w:right w:type="dxa" w:w="110"/>
+            </w:tcMar>
+          </w:tcPr>
+          <w:p>
+            <w:r>
+              <w:rPr>
+                <w:b w:val="false"/>
+                <w:bCs w:val="false"/>
+                <w:sz w:val="19"/>
+                <w:szCs w:val="19"/>
+              </w:rPr>
+              <w:t xml:space="preserve">Alta</w:t>
+            </w:r>
+          </w:p>
+        </w:tc>
+        <w:tc>
+          <w:tcPr>
+            <w:tcW w:type="dxa" w:w="2310"/>
+            <w:tcBorders>
+              <w:top w:val="single" w:color="D9DCE3" w:sz="4"/>
+              <w:left w:val="single" w:color="D9DCE3" w:sz="4"/>
+              <w:bottom w:val="single" w:color="D9DCE3" w:sz="4"/>
+              <w:right w:val="single" w:color="D9DCE3" w:sz="4"/>
+            </w:tcBorders>
+            <w:tcMar>
+              <w:top w:type="dxa" w:w="70"/>
+              <w:left w:type="dxa" w:w="110"/>
+              <w:bottom w:type="dxa" w:w="70"/>
+              <w:right w:type="dxa" w:w="110"/>
+            </w:tcMar>
+          </w:tcPr>
+          <w:p>
+            <w:r>
+              <w:rPr>
+                <w:b w:val="false"/>
+                <w:bCs w:val="false"/>
+                <w:sz w:val="19"/>
+                <w:szCs w:val="19"/>
+              </w:rPr>
+              <w:t xml:space="preserve">FAQ local, Google Business Profile</w:t>
+            </w:r>
+          </w:p>
+        </w:tc>
+      </w:tr>
+      <w:tr>
+        <w:tc>
+          <w:tcPr>
+            <w:tcW w:type="dxa" w:w="3200"/>
+            <w:tcBorders>
+              <w:top w:val="single" w:color="D9DCE3" w:sz="4"/>
+              <w:left w:val="single" w:color="D9DCE3" w:sz="4"/>
+              <w:bottom w:val="single" w:color="D9DCE3" w:sz="4"/>
+              <w:right w:val="single" w:color="D9DCE3" w:sz="4"/>
+            </w:tcBorders>
+            <w:shd w:fill="F7F8FA" w:color="auto" w:val="clear"/>
+            <w:tcMar>
+              <w:top w:type="dxa" w:w="70"/>
+              <w:left w:type="dxa" w:w="110"/>
+              <w:bottom w:type="dxa" w:w="70"/>
+              <w:right w:type="dxa" w:w="110"/>
+            </w:tcMar>
+          </w:tcPr>
+          <w:p>
+            <w:r>
+              <w:rPr>
+                <w:b w:val="false"/>
+                <w:bCs w:val="false"/>
+                <w:sz w:val="19"/>
+                <w:szCs w:val="19"/>
+              </w:rPr>
               <w:t xml:space="preserve">Business Central en Panamá</w:t>
             </w:r>
           </w:p>
@@ -13669,6 +15257,7 @@
               <w:bottom w:val="single" w:color="D9DCE3" w:sz="4"/>
               <w:right w:val="single" w:color="D9DCE3" w:sz="4"/>
             </w:tcBorders>
+            <w:shd w:fill="F7F8FA" w:color="auto" w:val="clear"/>
             <w:tcMar>
               <w:top w:type="dxa" w:w="70"/>
               <w:left w:type="dxa" w:w="110"/>
@@ -13697,6 +15286,7 @@
               <w:bottom w:val="single" w:color="D9DCE3" w:sz="4"/>
               <w:right w:val="single" w:color="D9DCE3" w:sz="4"/>
             </w:tcBorders>
+            <w:shd w:fill="F7F8FA" w:color="auto" w:val="clear"/>
             <w:tcMar>
               <w:top w:type="dxa" w:w="70"/>
               <w:left w:type="dxa" w:w="110"/>
@@ -13725,6 +15315,7 @@
               <w:bottom w:val="single" w:color="D9DCE3" w:sz="4"/>
               <w:right w:val="single" w:color="D9DCE3" w:sz="4"/>
             </w:tcBorders>
+            <w:shd w:fill="F7F8FA" w:color="auto" w:val="clear"/>
             <w:tcMar>
               <w:top w:type="dxa" w:w="70"/>
               <w:left w:type="dxa" w:w="110"/>
@@ -13753,6 +15344,296 @@
               <w:bottom w:val="single" w:color="D9DCE3" w:sz="4"/>
               <w:right w:val="single" w:color="D9DCE3" w:sz="4"/>
             </w:tcBorders>
+            <w:shd w:fill="F7F8FA" w:color="auto" w:val="clear"/>
+            <w:tcMar>
+              <w:top w:type="dxa" w:w="70"/>
+              <w:left w:type="dxa" w:w="110"/>
+              <w:bottom w:type="dxa" w:w="70"/>
+              <w:right w:type="dxa" w:w="110"/>
+            </w:tcMar>
+          </w:tcPr>
+          <w:p>
+            <w:r>
+              <w:rPr>
+                <w:b w:val="false"/>
+                <w:bCs w:val="false"/>
+                <w:sz w:val="19"/>
+                <w:szCs w:val="19"/>
+              </w:rPr>
+              <w:t xml:space="preserve">FAQ local, Google Business Profile</w:t>
+            </w:r>
+          </w:p>
+        </w:tc>
+      </w:tr>
+      <w:tr>
+        <w:tc>
+          <w:tcPr>
+            <w:tcW w:type="dxa" w:w="3200"/>
+            <w:tcBorders>
+              <w:top w:val="single" w:color="D9DCE3" w:sz="4"/>
+              <w:left w:val="single" w:color="D9DCE3" w:sz="4"/>
+              <w:bottom w:val="single" w:color="D9DCE3" w:sz="4"/>
+              <w:right w:val="single" w:color="D9DCE3" w:sz="4"/>
+            </w:tcBorders>
+            <w:tcMar>
+              <w:top w:type="dxa" w:w="70"/>
+              <w:left w:type="dxa" w:w="110"/>
+              <w:bottom w:type="dxa" w:w="70"/>
+              <w:right w:type="dxa" w:w="110"/>
+            </w:tcMar>
+          </w:tcPr>
+          <w:p>
+            <w:r>
+              <w:rPr>
+                <w:b w:val="false"/>
+                <w:bCs w:val="false"/>
+                <w:sz w:val="19"/>
+                <w:szCs w:val="19"/>
+              </w:rPr>
+              <w:t xml:space="preserve">software para casas de bolsa en Venezuela</w:t>
+            </w:r>
+          </w:p>
+        </w:tc>
+        <w:tc>
+          <w:tcPr>
+            <w:tcW w:type="dxa" w:w="1250"/>
+            <w:tcBorders>
+              <w:top w:val="single" w:color="D9DCE3" w:sz="4"/>
+              <w:left w:val="single" w:color="D9DCE3" w:sz="4"/>
+              <w:bottom w:val="single" w:color="D9DCE3" w:sz="4"/>
+              <w:right w:val="single" w:color="D9DCE3" w:sz="4"/>
+            </w:tcBorders>
+            <w:tcMar>
+              <w:top w:type="dxa" w:w="70"/>
+              <w:left w:type="dxa" w:w="110"/>
+              <w:bottom w:type="dxa" w:w="70"/>
+              <w:right w:type="dxa" w:w="110"/>
+            </w:tcMar>
+          </w:tcPr>
+          <w:p>
+            <w:r>
+              <w:rPr>
+                <w:b w:val="false"/>
+                <w:bCs w:val="false"/>
+                <w:sz w:val="19"/>
+                <w:szCs w:val="19"/>
+              </w:rPr>
+              <w:t xml:space="preserve">Local</w:t>
+            </w:r>
+          </w:p>
+        </w:tc>
+        <w:tc>
+          <w:tcPr>
+            <w:tcW w:type="dxa" w:w="1600"/>
+            <w:tcBorders>
+              <w:top w:val="single" w:color="D9DCE3" w:sz="4"/>
+              <w:left w:val="single" w:color="D9DCE3" w:sz="4"/>
+              <w:bottom w:val="single" w:color="D9DCE3" w:sz="4"/>
+              <w:right w:val="single" w:color="D9DCE3" w:sz="4"/>
+            </w:tcBorders>
+            <w:tcMar>
+              <w:top w:type="dxa" w:w="70"/>
+              <w:left w:type="dxa" w:w="110"/>
+              <w:bottom w:type="dxa" w:w="70"/>
+              <w:right w:type="dxa" w:w="110"/>
+            </w:tcMar>
+          </w:tcPr>
+          <w:p>
+            <w:r>
+              <w:rPr>
+                <w:b w:val="false"/>
+                <w:bCs w:val="false"/>
+                <w:sz w:val="19"/>
+                <w:szCs w:val="19"/>
+              </w:rPr>
+              <w:t xml:space="preserve">Transaccional</w:t>
+            </w:r>
+          </w:p>
+        </w:tc>
+        <w:tc>
+          <w:tcPr>
+            <w:tcW w:type="dxa" w:w="1000"/>
+            <w:tcBorders>
+              <w:top w:val="single" w:color="D9DCE3" w:sz="4"/>
+              <w:left w:val="single" w:color="D9DCE3" w:sz="4"/>
+              <w:bottom w:val="single" w:color="D9DCE3" w:sz="4"/>
+              <w:right w:val="single" w:color="D9DCE3" w:sz="4"/>
+            </w:tcBorders>
+            <w:tcMar>
+              <w:top w:type="dxa" w:w="70"/>
+              <w:left w:type="dxa" w:w="110"/>
+              <w:bottom w:type="dxa" w:w="70"/>
+              <w:right w:type="dxa" w:w="110"/>
+            </w:tcMar>
+          </w:tcPr>
+          <w:p>
+            <w:r>
+              <w:rPr>
+                <w:b w:val="false"/>
+                <w:bCs w:val="false"/>
+                <w:sz w:val="19"/>
+                <w:szCs w:val="19"/>
+              </w:rPr>
+              <w:t xml:space="preserve">Alta</w:t>
+            </w:r>
+          </w:p>
+        </w:tc>
+        <w:tc>
+          <w:tcPr>
+            <w:tcW w:type="dxa" w:w="2310"/>
+            <w:tcBorders>
+              <w:top w:val="single" w:color="D9DCE3" w:sz="4"/>
+              <w:left w:val="single" w:color="D9DCE3" w:sz="4"/>
+              <w:bottom w:val="single" w:color="D9DCE3" w:sz="4"/>
+              <w:right w:val="single" w:color="D9DCE3" w:sz="4"/>
+            </w:tcBorders>
+            <w:tcMar>
+              <w:top w:type="dxa" w:w="70"/>
+              <w:left w:type="dxa" w:w="110"/>
+              <w:bottom w:type="dxa" w:w="70"/>
+              <w:right w:type="dxa" w:w="110"/>
+            </w:tcMar>
+          </w:tcPr>
+          <w:p>
+            <w:r>
+              <w:rPr>
+                <w:b w:val="false"/>
+                <w:bCs w:val="false"/>
+                <w:sz w:val="19"/>
+                <w:szCs w:val="19"/>
+              </w:rPr>
+              <w:t xml:space="preserve">FAQ local, Google Business Profile</w:t>
+            </w:r>
+          </w:p>
+        </w:tc>
+      </w:tr>
+      <w:tr>
+        <w:tc>
+          <w:tcPr>
+            <w:tcW w:type="dxa" w:w="3200"/>
+            <w:tcBorders>
+              <w:top w:val="single" w:color="D9DCE3" w:sz="4"/>
+              <w:left w:val="single" w:color="D9DCE3" w:sz="4"/>
+              <w:bottom w:val="single" w:color="D9DCE3" w:sz="4"/>
+              <w:right w:val="single" w:color="D9DCE3" w:sz="4"/>
+            </w:tcBorders>
+            <w:shd w:fill="F7F8FA" w:color="auto" w:val="clear"/>
+            <w:tcMar>
+              <w:top w:type="dxa" w:w="70"/>
+              <w:left w:type="dxa" w:w="110"/>
+              <w:bottom w:type="dxa" w:w="70"/>
+              <w:right w:type="dxa" w:w="110"/>
+            </w:tcMar>
+          </w:tcPr>
+          <w:p>
+            <w:r>
+              <w:rPr>
+                <w:b w:val="false"/>
+                <w:bCs w:val="false"/>
+                <w:sz w:val="19"/>
+                <w:szCs w:val="19"/>
+              </w:rPr>
+              <w:t xml:space="preserve">software de registro de accionistas en Panamá</w:t>
+            </w:r>
+          </w:p>
+        </w:tc>
+        <w:tc>
+          <w:tcPr>
+            <w:tcW w:type="dxa" w:w="1250"/>
+            <w:tcBorders>
+              <w:top w:val="single" w:color="D9DCE3" w:sz="4"/>
+              <w:left w:val="single" w:color="D9DCE3" w:sz="4"/>
+              <w:bottom w:val="single" w:color="D9DCE3" w:sz="4"/>
+              <w:right w:val="single" w:color="D9DCE3" w:sz="4"/>
+            </w:tcBorders>
+            <w:shd w:fill="F7F8FA" w:color="auto" w:val="clear"/>
+            <w:tcMar>
+              <w:top w:type="dxa" w:w="70"/>
+              <w:left w:type="dxa" w:w="110"/>
+              <w:bottom w:type="dxa" w:w="70"/>
+              <w:right w:type="dxa" w:w="110"/>
+            </w:tcMar>
+          </w:tcPr>
+          <w:p>
+            <w:r>
+              <w:rPr>
+                <w:b w:val="false"/>
+                <w:bCs w:val="false"/>
+                <w:sz w:val="19"/>
+                <w:szCs w:val="19"/>
+              </w:rPr>
+              <w:t xml:space="preserve">Local</w:t>
+            </w:r>
+          </w:p>
+        </w:tc>
+        <w:tc>
+          <w:tcPr>
+            <w:tcW w:type="dxa" w:w="1600"/>
+            <w:tcBorders>
+              <w:top w:val="single" w:color="D9DCE3" w:sz="4"/>
+              <w:left w:val="single" w:color="D9DCE3" w:sz="4"/>
+              <w:bottom w:val="single" w:color="D9DCE3" w:sz="4"/>
+              <w:right w:val="single" w:color="D9DCE3" w:sz="4"/>
+            </w:tcBorders>
+            <w:shd w:fill="F7F8FA" w:color="auto" w:val="clear"/>
+            <w:tcMar>
+              <w:top w:type="dxa" w:w="70"/>
+              <w:left w:type="dxa" w:w="110"/>
+              <w:bottom w:type="dxa" w:w="70"/>
+              <w:right w:type="dxa" w:w="110"/>
+            </w:tcMar>
+          </w:tcPr>
+          <w:p>
+            <w:r>
+              <w:rPr>
+                <w:b w:val="false"/>
+                <w:bCs w:val="false"/>
+                <w:sz w:val="19"/>
+                <w:szCs w:val="19"/>
+              </w:rPr>
+              <w:t xml:space="preserve">Transaccional</w:t>
+            </w:r>
+          </w:p>
+        </w:tc>
+        <w:tc>
+          <w:tcPr>
+            <w:tcW w:type="dxa" w:w="1000"/>
+            <w:tcBorders>
+              <w:top w:val="single" w:color="D9DCE3" w:sz="4"/>
+              <w:left w:val="single" w:color="D9DCE3" w:sz="4"/>
+              <w:bottom w:val="single" w:color="D9DCE3" w:sz="4"/>
+              <w:right w:val="single" w:color="D9DCE3" w:sz="4"/>
+            </w:tcBorders>
+            <w:shd w:fill="F7F8FA" w:color="auto" w:val="clear"/>
+            <w:tcMar>
+              <w:top w:type="dxa" w:w="70"/>
+              <w:left w:type="dxa" w:w="110"/>
+              <w:bottom w:type="dxa" w:w="70"/>
+              <w:right w:type="dxa" w:w="110"/>
+            </w:tcMar>
+          </w:tcPr>
+          <w:p>
+            <w:r>
+              <w:rPr>
+                <w:b w:val="false"/>
+                <w:bCs w:val="false"/>
+                <w:sz w:val="19"/>
+                <w:szCs w:val="19"/>
+              </w:rPr>
+              <w:t xml:space="preserve">Media</w:t>
+            </w:r>
+          </w:p>
+        </w:tc>
+        <w:tc>
+          <w:tcPr>
+            <w:tcW w:type="dxa" w:w="2310"/>
+            <w:tcBorders>
+              <w:top w:val="single" w:color="D9DCE3" w:sz="4"/>
+              <w:left w:val="single" w:color="D9DCE3" w:sz="4"/>
+              <w:bottom w:val="single" w:color="D9DCE3" w:sz="4"/>
+              <w:right w:val="single" w:color="D9DCE3" w:sz="4"/>
+            </w:tcBorders>
+            <w:shd w:fill="F7F8FA" w:color="auto" w:val="clear"/>
             <w:tcMar>
               <w:top w:type="dxa" w:w="70"/>
               <w:left w:type="dxa" w:w="110"/>
@@ -14423,6 +16304,181 @@
                 <w:szCs w:val="19"/>
               </w:rPr>
               <w:t xml:space="preserve">soporte Dynamics 365</w:t>
+            </w:r>
+          </w:p>
+        </w:tc>
+      </w:tr>
+      <w:tr>
+        <w:tc>
+          <w:tcPr>
+            <w:tcW w:type="dxa" w:w="1100"/>
+            <w:tcBorders>
+              <w:top w:val="single" w:color="D9DCE3" w:sz="4"/>
+              <w:left w:val="single" w:color="D9DCE3" w:sz="4"/>
+              <w:bottom w:val="single" w:color="D9DCE3" w:sz="4"/>
+              <w:right w:val="single" w:color="D9DCE3" w:sz="4"/>
+            </w:tcBorders>
+            <w:tcMar>
+              <w:top w:type="dxa" w:w="70"/>
+              <w:left w:type="dxa" w:w="110"/>
+              <w:bottom w:type="dxa" w:w="70"/>
+              <w:right w:type="dxa" w:w="110"/>
+            </w:tcMar>
+          </w:tcPr>
+          <w:p>
+            <w:r>
+              <w:rPr>
+                <w:b w:val="false"/>
+                <w:bCs w:val="false"/>
+                <w:sz w:val="19"/>
+                <w:szCs w:val="19"/>
+              </w:rPr>
+              <w:t xml:space="preserve">EMP-07</w:t>
+            </w:r>
+          </w:p>
+        </w:tc>
+        <w:tc>
+          <w:tcPr>
+            <w:tcW w:type="dxa" w:w="4060"/>
+            <w:tcBorders>
+              <w:top w:val="single" w:color="D9DCE3" w:sz="4"/>
+              <w:left w:val="single" w:color="D9DCE3" w:sz="4"/>
+              <w:bottom w:val="single" w:color="D9DCE3" w:sz="4"/>
+              <w:right w:val="single" w:color="D9DCE3" w:sz="4"/>
+            </w:tcBorders>
+            <w:tcMar>
+              <w:top w:type="dxa" w:w="70"/>
+              <w:left w:type="dxa" w:w="110"/>
+              <w:bottom w:type="dxa" w:w="70"/>
+              <w:right w:type="dxa" w:w="110"/>
+            </w:tcMar>
+          </w:tcPr>
+          <w:p>
+            <w:r>
+              <w:rPr>
+                <w:b w:val="false"/>
+                <w:bCs w:val="false"/>
+                <w:sz w:val="19"/>
+                <w:szCs w:val="19"/>
+              </w:rPr>
+              <w:t xml:space="preserve">SIMC: Sistema Integrado de Mercado de Capitales</w:t>
+            </w:r>
+          </w:p>
+        </w:tc>
+        <w:tc>
+          <w:tcPr>
+            <w:tcW w:type="dxa" w:w="4200"/>
+            <w:tcBorders>
+              <w:top w:val="single" w:color="D9DCE3" w:sz="4"/>
+              <w:left w:val="single" w:color="D9DCE3" w:sz="4"/>
+              <w:bottom w:val="single" w:color="D9DCE3" w:sz="4"/>
+              <w:right w:val="single" w:color="D9DCE3" w:sz="4"/>
+            </w:tcBorders>
+            <w:tcMar>
+              <w:top w:type="dxa" w:w="70"/>
+              <w:left w:type="dxa" w:w="110"/>
+              <w:bottom w:type="dxa" w:w="70"/>
+              <w:right w:type="dxa" w:w="110"/>
+            </w:tcMar>
+          </w:tcPr>
+          <w:p>
+            <w:r>
+              <w:rPr>
+                <w:b w:val="false"/>
+                <w:bCs w:val="false"/>
+                <w:sz w:val="19"/>
+                <w:szCs w:val="19"/>
+              </w:rPr>
+              <w:t xml:space="preserve">software para casas de bolsa / sistema de mercado de capitales</w:t>
+            </w:r>
+          </w:p>
+        </w:tc>
+      </w:tr>
+      <w:tr>
+        <w:tc>
+          <w:tcPr>
+            <w:tcW w:type="dxa" w:w="1100"/>
+            <w:tcBorders>
+              <w:top w:val="single" w:color="D9DCE3" w:sz="4"/>
+              <w:left w:val="single" w:color="D9DCE3" w:sz="4"/>
+              <w:bottom w:val="single" w:color="D9DCE3" w:sz="4"/>
+              <w:right w:val="single" w:color="D9DCE3" w:sz="4"/>
+            </w:tcBorders>
+            <w:shd w:fill="F7F8FA" w:color="auto" w:val="clear"/>
+            <w:tcMar>
+              <w:top w:type="dxa" w:w="70"/>
+              <w:left w:type="dxa" w:w="110"/>
+              <w:bottom w:type="dxa" w:w="70"/>
+              <w:right w:type="dxa" w:w="110"/>
+            </w:tcMar>
+          </w:tcPr>
+          <w:p>
+            <w:r>
+              <w:rPr>
+                <w:b w:val="false"/>
+                <w:bCs w:val="false"/>
+                <w:sz w:val="19"/>
+                <w:szCs w:val="19"/>
+              </w:rPr>
+              <w:t xml:space="preserve">EMP-08</w:t>
+            </w:r>
+          </w:p>
+        </w:tc>
+        <w:tc>
+          <w:tcPr>
+            <w:tcW w:type="dxa" w:w="4060"/>
+            <w:tcBorders>
+              <w:top w:val="single" w:color="D9DCE3" w:sz="4"/>
+              <w:left w:val="single" w:color="D9DCE3" w:sz="4"/>
+              <w:bottom w:val="single" w:color="D9DCE3" w:sz="4"/>
+              <w:right w:val="single" w:color="D9DCE3" w:sz="4"/>
+            </w:tcBorders>
+            <w:shd w:fill="F7F8FA" w:color="auto" w:val="clear"/>
+            <w:tcMar>
+              <w:top w:type="dxa" w:w="70"/>
+              <w:left w:type="dxa" w:w="110"/>
+              <w:bottom w:type="dxa" w:w="70"/>
+              <w:right w:type="dxa" w:w="110"/>
+            </w:tcMar>
+          </w:tcPr>
+          <w:p>
+            <w:r>
+              <w:rPr>
+                <w:b w:val="false"/>
+                <w:bCs w:val="false"/>
+                <w:sz w:val="19"/>
+                <w:szCs w:val="19"/>
+              </w:rPr>
+              <w:t xml:space="preserve">SIAC: Sistema Integrado de Accionistas</w:t>
+            </w:r>
+          </w:p>
+        </w:tc>
+        <w:tc>
+          <w:tcPr>
+            <w:tcW w:type="dxa" w:w="4200"/>
+            <w:tcBorders>
+              <w:top w:val="single" w:color="D9DCE3" w:sz="4"/>
+              <w:left w:val="single" w:color="D9DCE3" w:sz="4"/>
+              <w:bottom w:val="single" w:color="D9DCE3" w:sz="4"/>
+              <w:right w:val="single" w:color="D9DCE3" w:sz="4"/>
+            </w:tcBorders>
+            <w:shd w:fill="F7F8FA" w:color="auto" w:val="clear"/>
+            <w:tcMar>
+              <w:top w:type="dxa" w:w="70"/>
+              <w:left w:type="dxa" w:w="110"/>
+              <w:bottom w:type="dxa" w:w="70"/>
+              <w:right w:type="dxa" w:w="110"/>
+            </w:tcMar>
+          </w:tcPr>
+          <w:p>
+            <w:r>
+              <w:rPr>
+                <w:b w:val="false"/>
+                <w:bCs w:val="false"/>
+                <w:sz w:val="19"/>
+                <w:szCs w:val="19"/>
+              </w:rPr>
+              <w:t xml:space="preserve">software de registro de accionistas / gobierno corporativo</w:t>
             </w:r>
           </w:p>
         </w:tc>
@@ -28023,7 +30079,7 @@
                 <w:sz w:val="19"/>
                 <w:szCs w:val="19"/>
               </w:rPr>
-              <w:t xml:space="preserve">partner Microsoft en Caracas · empresa de ciberseguridad en Ciudad de Panamá · consultoría Microsoft en Santo Domingo · partner Microsoft en Miami</w:t>
+              <w:t xml:space="preserve">software para casas de bolsa en Caracas · partner Microsoft en Caracas · empresa de ciberseguridad en Ciudad de Panamá · consultoría Microsoft en Santo Domingo · partner Microsoft en Miami</w:t>
             </w:r>
           </w:p>
         </w:tc>
@@ -28141,7 +30197,7 @@
                 <w:sz w:val="19"/>
                 <w:szCs w:val="19"/>
               </w:rPr>
-              <w:t xml:space="preserve">para empresas · para pymes · para bancos · para aseguradoras · para despachos legales</w:t>
+              <w:t xml:space="preserve">para empresas · para pymes · para bancos · para casas de bolsa · para emisores de valores · para aseguradoras · para despachos legales</w:t>
             </w:r>
           </w:p>
         </w:tc>
@@ -28786,7 +30842,7 @@
                 <w:sz w:val="19"/>
                 <w:szCs w:val="19"/>
               </w:rPr>
-              <w:t xml:space="preserve">BanIA</w:t>
+              <w:t xml:space="preserve">SIMC y SIAC</w:t>
             </w:r>
           </w:p>
         </w:tc>
@@ -28873,7 +30929,7 @@
                 <w:sz w:val="19"/>
                 <w:szCs w:val="19"/>
               </w:rPr>
-              <w:t xml:space="preserve">Media</w:t>
+              <w:t xml:space="preserve">Alta</w:t>
             </w:r>
           </w:p>
         </w:tc>
@@ -28902,7 +30958,7 @@
                 <w:sz w:val="19"/>
                 <w:szCs w:val="19"/>
               </w:rPr>
-              <w:t xml:space="preserve">Oferta IA-07</w:t>
+              <w:t xml:space="preserve">Servicios Empresariales</w:t>
             </w:r>
           </w:p>
         </w:tc>
@@ -28932,7 +30988,7 @@
                 <w:sz w:val="19"/>
                 <w:szCs w:val="19"/>
               </w:rPr>
-              <w:t xml:space="preserve">LexiBot / LexiForm</w:t>
+              <w:t xml:space="preserve">BanIA</w:t>
             </w:r>
           </w:p>
         </w:tc>
@@ -29044,7 +31100,7 @@
                 <w:sz w:val="19"/>
                 <w:szCs w:val="19"/>
               </w:rPr>
-              <w:t xml:space="preserve">Ofertas legales</w:t>
+              <w:t xml:space="preserve">Oferta IA-07</w:t>
             </w:r>
           </w:p>
         </w:tc>
@@ -29075,7 +31131,7 @@
                 <w:sz w:val="19"/>
                 <w:szCs w:val="19"/>
               </w:rPr>
-              <w:t xml:space="preserve">PrudencIA / AuxilIA</w:t>
+              <w:t xml:space="preserve">LexiBot / LexiForm</w:t>
             </w:r>
           </w:p>
         </w:tc>
@@ -29191,7 +31247,7 @@
                 <w:sz w:val="19"/>
                 <w:szCs w:val="19"/>
               </w:rPr>
-              <w:t xml:space="preserve">Ofertas de seguros</w:t>
+              <w:t xml:space="preserve">Ofertas legales</w:t>
             </w:r>
           </w:p>
         </w:tc>
@@ -29221,6 +31277,149 @@
                 <w:sz w:val="19"/>
                 <w:szCs w:val="19"/>
               </w:rPr>
+              <w:t xml:space="preserve">PrudencIA / AuxilIA</w:t>
+            </w:r>
+          </w:p>
+        </w:tc>
+        <w:tc>
+          <w:tcPr>
+            <w:tcW w:type="dxa" w:w="1250"/>
+            <w:tcBorders>
+              <w:top w:val="single" w:color="D9DCE3" w:sz="4"/>
+              <w:left w:val="single" w:color="D9DCE3" w:sz="4"/>
+              <w:bottom w:val="single" w:color="D9DCE3" w:sz="4"/>
+              <w:right w:val="single" w:color="D9DCE3" w:sz="4"/>
+            </w:tcBorders>
+            <w:tcMar>
+              <w:top w:type="dxa" w:w="70"/>
+              <w:left w:type="dxa" w:w="110"/>
+              <w:bottom w:type="dxa" w:w="70"/>
+              <w:right w:type="dxa" w:w="110"/>
+            </w:tcMar>
+          </w:tcPr>
+          <w:p>
+            <w:r>
+              <w:rPr>
+                <w:b w:val="false"/>
+                <w:bCs w:val="false"/>
+                <w:sz w:val="19"/>
+                <w:szCs w:val="19"/>
+              </w:rPr>
+              <w:t xml:space="preserve">Marca</w:t>
+            </w:r>
+          </w:p>
+        </w:tc>
+        <w:tc>
+          <w:tcPr>
+            <w:tcW w:type="dxa" w:w="1600"/>
+            <w:tcBorders>
+              <w:top w:val="single" w:color="D9DCE3" w:sz="4"/>
+              <w:left w:val="single" w:color="D9DCE3" w:sz="4"/>
+              <w:bottom w:val="single" w:color="D9DCE3" w:sz="4"/>
+              <w:right w:val="single" w:color="D9DCE3" w:sz="4"/>
+            </w:tcBorders>
+            <w:tcMar>
+              <w:top w:type="dxa" w:w="70"/>
+              <w:left w:type="dxa" w:w="110"/>
+              <w:bottom w:type="dxa" w:w="70"/>
+              <w:right w:type="dxa" w:w="110"/>
+            </w:tcMar>
+          </w:tcPr>
+          <w:p>
+            <w:r>
+              <w:rPr>
+                <w:b w:val="false"/>
+                <w:bCs w:val="false"/>
+                <w:sz w:val="19"/>
+                <w:szCs w:val="19"/>
+              </w:rPr>
+              <w:t xml:space="preserve">Navegacional</w:t>
+            </w:r>
+          </w:p>
+        </w:tc>
+        <w:tc>
+          <w:tcPr>
+            <w:tcW w:type="dxa" w:w="1000"/>
+            <w:tcBorders>
+              <w:top w:val="single" w:color="D9DCE3" w:sz="4"/>
+              <w:left w:val="single" w:color="D9DCE3" w:sz="4"/>
+              <w:bottom w:val="single" w:color="D9DCE3" w:sz="4"/>
+              <w:right w:val="single" w:color="D9DCE3" w:sz="4"/>
+            </w:tcBorders>
+            <w:tcMar>
+              <w:top w:type="dxa" w:w="70"/>
+              <w:left w:type="dxa" w:w="110"/>
+              <w:bottom w:type="dxa" w:w="70"/>
+              <w:right w:type="dxa" w:w="110"/>
+            </w:tcMar>
+          </w:tcPr>
+          <w:p>
+            <w:r>
+              <w:rPr>
+                <w:b w:val="false"/>
+                <w:bCs w:val="false"/>
+                <w:sz w:val="19"/>
+                <w:szCs w:val="19"/>
+              </w:rPr>
+              <w:t xml:space="preserve">Media</w:t>
+            </w:r>
+          </w:p>
+        </w:tc>
+        <w:tc>
+          <w:tcPr>
+            <w:tcW w:type="dxa" w:w="2310"/>
+            <w:tcBorders>
+              <w:top w:val="single" w:color="D9DCE3" w:sz="4"/>
+              <w:left w:val="single" w:color="D9DCE3" w:sz="4"/>
+              <w:bottom w:val="single" w:color="D9DCE3" w:sz="4"/>
+              <w:right w:val="single" w:color="D9DCE3" w:sz="4"/>
+            </w:tcBorders>
+            <w:tcMar>
+              <w:top w:type="dxa" w:w="70"/>
+              <w:left w:type="dxa" w:w="110"/>
+              <w:bottom w:type="dxa" w:w="70"/>
+              <w:right w:type="dxa" w:w="110"/>
+            </w:tcMar>
+          </w:tcPr>
+          <w:p>
+            <w:r>
+              <w:rPr>
+                <w:b w:val="false"/>
+                <w:bCs w:val="false"/>
+                <w:sz w:val="19"/>
+                <w:szCs w:val="19"/>
+              </w:rPr>
+              <w:t xml:space="preserve">Ofertas de seguros</w:t>
+            </w:r>
+          </w:p>
+        </w:tc>
+      </w:tr>
+      <w:tr>
+        <w:tc>
+          <w:tcPr>
+            <w:tcW w:type="dxa" w:w="3200"/>
+            <w:tcBorders>
+              <w:top w:val="single" w:color="D9DCE3" w:sz="4"/>
+              <w:left w:val="single" w:color="D9DCE3" w:sz="4"/>
+              <w:bottom w:val="single" w:color="D9DCE3" w:sz="4"/>
+              <w:right w:val="single" w:color="D9DCE3" w:sz="4"/>
+            </w:tcBorders>
+            <w:shd w:fill="F7F8FA" w:color="auto" w:val="clear"/>
+            <w:tcMar>
+              <w:top w:type="dxa" w:w="70"/>
+              <w:left w:type="dxa" w:w="110"/>
+              <w:bottom w:type="dxa" w:w="70"/>
+              <w:right w:type="dxa" w:w="110"/>
+            </w:tcMar>
+          </w:tcPr>
+          <w:p>
+            <w:r>
+              <w:rPr>
+                <w:b w:val="false"/>
+                <w:bCs w:val="false"/>
+                <w:sz w:val="19"/>
+                <w:szCs w:val="19"/>
+              </w:rPr>
               <w:t xml:space="preserve">FabrizIA, Daily, Orbi</w:t>
             </w:r>
           </w:p>
@@ -29234,6 +31433,7 @@
               <w:bottom w:val="single" w:color="D9DCE3" w:sz="4"/>
               <w:right w:val="single" w:color="D9DCE3" w:sz="4"/>
             </w:tcBorders>
+            <w:shd w:fill="F7F8FA" w:color="auto" w:val="clear"/>
             <w:tcMar>
               <w:top w:type="dxa" w:w="70"/>
               <w:left w:type="dxa" w:w="110"/>
@@ -29262,6 +31462,7 @@
               <w:bottom w:val="single" w:color="D9DCE3" w:sz="4"/>
               <w:right w:val="single" w:color="D9DCE3" w:sz="4"/>
             </w:tcBorders>
+            <w:shd w:fill="F7F8FA" w:color="auto" w:val="clear"/>
             <w:tcMar>
               <w:top w:type="dxa" w:w="70"/>
               <w:left w:type="dxa" w:w="110"/>
@@ -29290,6 +31491,7 @@
               <w:bottom w:val="single" w:color="D9DCE3" w:sz="4"/>
               <w:right w:val="single" w:color="D9DCE3" w:sz="4"/>
             </w:tcBorders>
+            <w:shd w:fill="F7F8FA" w:color="auto" w:val="clear"/>
             <w:tcMar>
               <w:top w:type="dxa" w:w="70"/>
               <w:left w:type="dxa" w:w="110"/>
@@ -29318,6 +31520,7 @@
               <w:bottom w:val="single" w:color="D9DCE3" w:sz="4"/>
               <w:right w:val="single" w:color="D9DCE3" w:sz="4"/>
             </w:tcBorders>
+            <w:shd w:fill="F7F8FA" w:color="auto" w:val="clear"/>
             <w:tcMar>
               <w:top w:type="dxa" w:w="70"/>
               <w:left w:type="dxa" w:w="110"/>
@@ -30206,6 +32409,181 @@
                 <w:szCs w:val="19"/>
               </w:rPr>
               <w:t xml:space="preserve">Dynamics 365</w:t>
+            </w:r>
+          </w:p>
+        </w:tc>
+      </w:tr>
+      <w:tr>
+        <w:tc>
+          <w:tcPr>
+            <w:tcW w:type="dxa" w:w="3800"/>
+            <w:tcBorders>
+              <w:top w:val="single" w:color="D9DCE3" w:sz="4"/>
+              <w:left w:val="single" w:color="D9DCE3" w:sz="4"/>
+              <w:bottom w:val="single" w:color="D9DCE3" w:sz="4"/>
+              <w:right w:val="single" w:color="D9DCE3" w:sz="4"/>
+            </w:tcBorders>
+            <w:tcMar>
+              <w:top w:type="dxa" w:w="70"/>
+              <w:left w:type="dxa" w:w="110"/>
+              <w:bottom w:type="dxa" w:w="70"/>
+              <w:right w:type="dxa" w:w="110"/>
+            </w:tcMar>
+          </w:tcPr>
+          <w:p>
+            <w:r>
+              <w:rPr>
+                <w:b w:val="false"/>
+                <w:bCs w:val="false"/>
+                <w:sz w:val="19"/>
+                <w:szCs w:val="19"/>
+              </w:rPr>
+              <w:t xml:space="preserve">Registro de accionistas digital: del libro en papel a la trazabilidad total</w:t>
+            </w:r>
+          </w:p>
+        </w:tc>
+        <w:tc>
+          <w:tcPr>
+            <w:tcW w:type="dxa" w:w="3000"/>
+            <w:tcBorders>
+              <w:top w:val="single" w:color="D9DCE3" w:sz="4"/>
+              <w:left w:val="single" w:color="D9DCE3" w:sz="4"/>
+              <w:bottom w:val="single" w:color="D9DCE3" w:sz="4"/>
+              <w:right w:val="single" w:color="D9DCE3" w:sz="4"/>
+            </w:tcBorders>
+            <w:tcMar>
+              <w:top w:type="dxa" w:w="70"/>
+              <w:left w:type="dxa" w:w="110"/>
+              <w:bottom w:type="dxa" w:w="70"/>
+              <w:right w:type="dxa" w:w="110"/>
+            </w:tcMar>
+          </w:tcPr>
+          <w:p>
+            <w:r>
+              <w:rPr>
+                <w:b w:val="false"/>
+                <w:bCs w:val="false"/>
+                <w:sz w:val="19"/>
+                <w:szCs w:val="19"/>
+              </w:rPr>
+              <w:t xml:space="preserve">libro de accionistas digital</w:t>
+            </w:r>
+          </w:p>
+        </w:tc>
+        <w:tc>
+          <w:tcPr>
+            <w:tcW w:type="dxa" w:w="2560"/>
+            <w:tcBorders>
+              <w:top w:val="single" w:color="D9DCE3" w:sz="4"/>
+              <w:left w:val="single" w:color="D9DCE3" w:sz="4"/>
+              <w:bottom w:val="single" w:color="D9DCE3" w:sz="4"/>
+              <w:right w:val="single" w:color="D9DCE3" w:sz="4"/>
+            </w:tcBorders>
+            <w:tcMar>
+              <w:top w:type="dxa" w:w="70"/>
+              <w:left w:type="dxa" w:w="110"/>
+              <w:bottom w:type="dxa" w:w="70"/>
+              <w:right w:type="dxa" w:w="110"/>
+            </w:tcMar>
+          </w:tcPr>
+          <w:p>
+            <w:r>
+              <w:rPr>
+                <w:b w:val="false"/>
+                <w:bCs w:val="false"/>
+                <w:sz w:val="19"/>
+                <w:szCs w:val="19"/>
+              </w:rPr>
+              <w:t xml:space="preserve">Servicios Empresariales</w:t>
+            </w:r>
+          </w:p>
+        </w:tc>
+      </w:tr>
+      <w:tr>
+        <w:tc>
+          <w:tcPr>
+            <w:tcW w:type="dxa" w:w="3800"/>
+            <w:tcBorders>
+              <w:top w:val="single" w:color="D9DCE3" w:sz="4"/>
+              <w:left w:val="single" w:color="D9DCE3" w:sz="4"/>
+              <w:bottom w:val="single" w:color="D9DCE3" w:sz="4"/>
+              <w:right w:val="single" w:color="D9DCE3" w:sz="4"/>
+            </w:tcBorders>
+            <w:shd w:fill="F7F8FA" w:color="auto" w:val="clear"/>
+            <w:tcMar>
+              <w:top w:type="dxa" w:w="70"/>
+              <w:left w:type="dxa" w:w="110"/>
+              <w:bottom w:type="dxa" w:w="70"/>
+              <w:right w:type="dxa" w:w="110"/>
+            </w:tcMar>
+          </w:tcPr>
+          <w:p>
+            <w:r>
+              <w:rPr>
+                <w:b w:val="false"/>
+                <w:bCs w:val="false"/>
+                <w:sz w:val="19"/>
+                <w:szCs w:val="19"/>
+              </w:rPr>
+              <w:t xml:space="preserve">Back office de valores: cómo reducir errores en custodia y cupones</w:t>
+            </w:r>
+          </w:p>
+        </w:tc>
+        <w:tc>
+          <w:tcPr>
+            <w:tcW w:type="dxa" w:w="3000"/>
+            <w:tcBorders>
+              <w:top w:val="single" w:color="D9DCE3" w:sz="4"/>
+              <w:left w:val="single" w:color="D9DCE3" w:sz="4"/>
+              <w:bottom w:val="single" w:color="D9DCE3" w:sz="4"/>
+              <w:right w:val="single" w:color="D9DCE3" w:sz="4"/>
+            </w:tcBorders>
+            <w:shd w:fill="F7F8FA" w:color="auto" w:val="clear"/>
+            <w:tcMar>
+              <w:top w:type="dxa" w:w="70"/>
+              <w:left w:type="dxa" w:w="110"/>
+              <w:bottom w:type="dxa" w:w="70"/>
+              <w:right w:type="dxa" w:w="110"/>
+            </w:tcMar>
+          </w:tcPr>
+          <w:p>
+            <w:r>
+              <w:rPr>
+                <w:b w:val="false"/>
+                <w:bCs w:val="false"/>
+                <w:sz w:val="19"/>
+                <w:szCs w:val="19"/>
+              </w:rPr>
+              <w:t xml:space="preserve">software de custodia de valores</w:t>
+            </w:r>
+          </w:p>
+        </w:tc>
+        <w:tc>
+          <w:tcPr>
+            <w:tcW w:type="dxa" w:w="2560"/>
+            <w:tcBorders>
+              <w:top w:val="single" w:color="D9DCE3" w:sz="4"/>
+              <w:left w:val="single" w:color="D9DCE3" w:sz="4"/>
+              <w:bottom w:val="single" w:color="D9DCE3" w:sz="4"/>
+              <w:right w:val="single" w:color="D9DCE3" w:sz="4"/>
+            </w:tcBorders>
+            <w:shd w:fill="F7F8FA" w:color="auto" w:val="clear"/>
+            <w:tcMar>
+              <w:top w:type="dxa" w:w="70"/>
+              <w:left w:type="dxa" w:w="110"/>
+              <w:bottom w:type="dxa" w:w="70"/>
+              <w:right w:type="dxa" w:w="110"/>
+            </w:tcMar>
+          </w:tcPr>
+          <w:p>
+            <w:r>
+              <w:rPr>
+                <w:b w:val="false"/>
+                <w:bCs w:val="false"/>
+                <w:sz w:val="19"/>
+                <w:szCs w:val="19"/>
+              </w:rPr>
+              <w:t xml:space="preserve">Servicios Empresariales</w:t>
             </w:r>
           </w:p>
         </w:tc>

--- a/consein-soluciones/Consein_Palabras_Clave_SEO_Soluciones.docx
+++ b/consein-soluciones/Consein_Palabras_Clave_SEO_Soluciones.docx
@@ -11629,7 +11629,7 @@
                 <w:sz w:val="19"/>
                 <w:szCs w:val="19"/>
               </w:rPr>
-              <w:t xml:space="preserve">ERP Dynamics 365, CRM y Power BI</w:t>
+              <w:t xml:space="preserve">ERP Dynamics 365, CRM, Power BI, Sistema Integrado de Capitales y Sistema Integrado de Accionistas</w:t>
             </w:r>
           </w:p>
         </w:tc>

--- a/consein-soluciones/Consein_Palabras_Clave_SEO_Soluciones.docx
+++ b/consein-soluciones/Consein_Palabras_Clave_SEO_Soluciones.docx
@@ -11629,7 +11629,7 @@
                 <w:sz w:val="19"/>
                 <w:szCs w:val="19"/>
               </w:rPr>
-              <w:t xml:space="preserve">ERP Dynamics 365, CRM, Power BI, Sistema Integrado de Capitales y Sistema Integrado de Accionistas</w:t>
+              <w:t xml:space="preserve">Dynamics 365 + Power BI, Sistemas de Mercado y Accionistas</w:t>
             </w:r>
           </w:p>
         </w:tc>

--- a/consein-soluciones/Consein_Palabras_Clave_SEO_Soluciones.docx
+++ b/consein-soluciones/Consein_Palabras_Clave_SEO_Soluciones.docx
@@ -15836,7 +15836,7 @@
                 <w:sz w:val="19"/>
                 <w:szCs w:val="19"/>
               </w:rPr>
-              <w:t xml:space="preserve">Business Central Quick Start</w:t>
+              <w:t xml:space="preserve">Implementación de Business Central</w:t>
             </w:r>
           </w:p>
         </w:tc>
@@ -15924,7 +15924,7 @@
                 <w:sz w:val="19"/>
                 <w:szCs w:val="19"/>
               </w:rPr>
-              <w:t xml:space="preserve">Ruta Great Plains a Business Central</w:t>
+              <w:t xml:space="preserve">De Dynamics GP a Business Central</w:t>
             </w:r>
           </w:p>
         </w:tc>
@@ -16011,7 +16011,7 @@
                 <w:sz w:val="19"/>
                 <w:szCs w:val="19"/>
               </w:rPr>
-              <w:t xml:space="preserve">CRM de Ventas y Servicio al Cliente</w:t>
+              <w:t xml:space="preserve">CRM comercial y de servicio</w:t>
             </w:r>
           </w:p>
         </w:tc>
@@ -16099,7 +16099,7 @@
                 <w:sz w:val="19"/>
                 <w:szCs w:val="19"/>
               </w:rPr>
-              <w:t xml:space="preserve">Tablero Ejecutivo Power BI</w:t>
+              <w:t xml:space="preserve">Power BI para la dirección</w:t>
             </w:r>
           </w:p>
         </w:tc>
@@ -16186,7 +16186,7 @@
                 <w:sz w:val="19"/>
                 <w:szCs w:val="19"/>
               </w:rPr>
-              <w:t xml:space="preserve">Copilot para Finanzas y Ventas</w:t>
+              <w:t xml:space="preserve">Copilot para finanzas y ventas</w:t>
             </w:r>
           </w:p>
         </w:tc>
@@ -16274,7 +16274,7 @@
                 <w:sz w:val="19"/>
                 <w:szCs w:val="19"/>
               </w:rPr>
-              <w:t xml:space="preserve">Soporte y Evolución de Dynamics</w:t>
+              <w:t xml:space="preserve">Soporte y evolución de Dynamics 365</w:t>
             </w:r>
           </w:p>
         </w:tc>

--- a/consein-soluciones/Consein_Palabras_Clave_SEO_Soluciones.docx
+++ b/consein-soluciones/Consein_Palabras_Clave_SEO_Soluciones.docx
@@ -7187,6 +7187,873 @@
                 <w:sz w:val="19"/>
                 <w:szCs w:val="19"/>
               </w:rPr>
+              <w:t xml:space="preserve">ciberseguridad para bancos</w:t>
+            </w:r>
+          </w:p>
+        </w:tc>
+        <w:tc>
+          <w:tcPr>
+            <w:tcW w:type="dxa" w:w="1250"/>
+            <w:tcBorders>
+              <w:top w:val="single" w:color="D9DCE3" w:sz="4"/>
+              <w:left w:val="single" w:color="D9DCE3" w:sz="4"/>
+              <w:bottom w:val="single" w:color="D9DCE3" w:sz="4"/>
+              <w:right w:val="single" w:color="D9DCE3" w:sz="4"/>
+            </w:tcBorders>
+            <w:tcMar>
+              <w:top w:type="dxa" w:w="70"/>
+              <w:left w:type="dxa" w:w="110"/>
+              <w:bottom w:type="dxa" w:w="70"/>
+              <w:right w:type="dxa" w:w="110"/>
+            </w:tcMar>
+          </w:tcPr>
+          <w:p>
+            <w:r>
+              <w:rPr>
+                <w:b w:val="false"/>
+                <w:bCs w:val="false"/>
+                <w:sz w:val="19"/>
+                <w:szCs w:val="19"/>
+              </w:rPr>
+              <w:t xml:space="preserve">Secundaria</w:t>
+            </w:r>
+          </w:p>
+        </w:tc>
+        <w:tc>
+          <w:tcPr>
+            <w:tcW w:type="dxa" w:w="1600"/>
+            <w:tcBorders>
+              <w:top w:val="single" w:color="D9DCE3" w:sz="4"/>
+              <w:left w:val="single" w:color="D9DCE3" w:sz="4"/>
+              <w:bottom w:val="single" w:color="D9DCE3" w:sz="4"/>
+              <w:right w:val="single" w:color="D9DCE3" w:sz="4"/>
+            </w:tcBorders>
+            <w:tcMar>
+              <w:top w:type="dxa" w:w="70"/>
+              <w:left w:type="dxa" w:w="110"/>
+              <w:bottom w:type="dxa" w:w="70"/>
+              <w:right w:type="dxa" w:w="110"/>
+            </w:tcMar>
+          </w:tcPr>
+          <w:p>
+            <w:r>
+              <w:rPr>
+                <w:b w:val="false"/>
+                <w:bCs w:val="false"/>
+                <w:sz w:val="19"/>
+                <w:szCs w:val="19"/>
+              </w:rPr>
+              <w:t xml:space="preserve">Comercial</w:t>
+            </w:r>
+          </w:p>
+        </w:tc>
+        <w:tc>
+          <w:tcPr>
+            <w:tcW w:type="dxa" w:w="1000"/>
+            <w:tcBorders>
+              <w:top w:val="single" w:color="D9DCE3" w:sz="4"/>
+              <w:left w:val="single" w:color="D9DCE3" w:sz="4"/>
+              <w:bottom w:val="single" w:color="D9DCE3" w:sz="4"/>
+              <w:right w:val="single" w:color="D9DCE3" w:sz="4"/>
+            </w:tcBorders>
+            <w:tcMar>
+              <w:top w:type="dxa" w:w="70"/>
+              <w:left w:type="dxa" w:w="110"/>
+              <w:bottom w:type="dxa" w:w="70"/>
+              <w:right w:type="dxa" w:w="110"/>
+            </w:tcMar>
+          </w:tcPr>
+          <w:p>
+            <w:r>
+              <w:rPr>
+                <w:b w:val="false"/>
+                <w:bCs w:val="false"/>
+                <w:sz w:val="19"/>
+                <w:szCs w:val="19"/>
+              </w:rPr>
+              <w:t xml:space="preserve">Alta</w:t>
+            </w:r>
+          </w:p>
+        </w:tc>
+        <w:tc>
+          <w:tcPr>
+            <w:tcW w:type="dxa" w:w="2310"/>
+            <w:tcBorders>
+              <w:top w:val="single" w:color="D9DCE3" w:sz="4"/>
+              <w:left w:val="single" w:color="D9DCE3" w:sz="4"/>
+              <w:bottom w:val="single" w:color="D9DCE3" w:sz="4"/>
+              <w:right w:val="single" w:color="D9DCE3" w:sz="4"/>
+            </w:tcBorders>
+            <w:tcMar>
+              <w:top w:type="dxa" w:w="70"/>
+              <w:left w:type="dxa" w:w="110"/>
+              <w:bottom w:type="dxa" w:w="70"/>
+              <w:right w:type="dxa" w:w="110"/>
+            </w:tcMar>
+          </w:tcPr>
+          <w:p>
+            <w:r>
+              <w:rPr>
+                <w:b w:val="false"/>
+                <w:bCs w:val="false"/>
+                <w:sz w:val="19"/>
+                <w:szCs w:val="19"/>
+              </w:rPr>
+              <w:t xml:space="preserve">Oferta Escudo Digital 360°, FAQ</w:t>
+            </w:r>
+          </w:p>
+        </w:tc>
+      </w:tr>
+      <w:tr>
+        <w:tc>
+          <w:tcPr>
+            <w:tcW w:type="dxa" w:w="3200"/>
+            <w:tcBorders>
+              <w:top w:val="single" w:color="D9DCE3" w:sz="4"/>
+              <w:left w:val="single" w:color="D9DCE3" w:sz="4"/>
+              <w:bottom w:val="single" w:color="D9DCE3" w:sz="4"/>
+              <w:right w:val="single" w:color="D9DCE3" w:sz="4"/>
+            </w:tcBorders>
+            <w:shd w:fill="F7F8FA" w:color="auto" w:val="clear"/>
+            <w:tcMar>
+              <w:top w:type="dxa" w:w="70"/>
+              <w:left w:type="dxa" w:w="110"/>
+              <w:bottom w:type="dxa" w:w="70"/>
+              <w:right w:type="dxa" w:w="110"/>
+            </w:tcMar>
+          </w:tcPr>
+          <w:p>
+            <w:r>
+              <w:rPr>
+                <w:b w:val="false"/>
+                <w:bCs w:val="false"/>
+                <w:sz w:val="19"/>
+                <w:szCs w:val="19"/>
+              </w:rPr>
+              <w:t xml:space="preserve">ciberseguridad en el sector financiero</w:t>
+            </w:r>
+          </w:p>
+        </w:tc>
+        <w:tc>
+          <w:tcPr>
+            <w:tcW w:type="dxa" w:w="1250"/>
+            <w:tcBorders>
+              <w:top w:val="single" w:color="D9DCE3" w:sz="4"/>
+              <w:left w:val="single" w:color="D9DCE3" w:sz="4"/>
+              <w:bottom w:val="single" w:color="D9DCE3" w:sz="4"/>
+              <w:right w:val="single" w:color="D9DCE3" w:sz="4"/>
+            </w:tcBorders>
+            <w:shd w:fill="F7F8FA" w:color="auto" w:val="clear"/>
+            <w:tcMar>
+              <w:top w:type="dxa" w:w="70"/>
+              <w:left w:type="dxa" w:w="110"/>
+              <w:bottom w:type="dxa" w:w="70"/>
+              <w:right w:type="dxa" w:w="110"/>
+            </w:tcMar>
+          </w:tcPr>
+          <w:p>
+            <w:r>
+              <w:rPr>
+                <w:b w:val="false"/>
+                <w:bCs w:val="false"/>
+                <w:sz w:val="19"/>
+                <w:szCs w:val="19"/>
+              </w:rPr>
+              <w:t xml:space="preserve">Secundaria</w:t>
+            </w:r>
+          </w:p>
+        </w:tc>
+        <w:tc>
+          <w:tcPr>
+            <w:tcW w:type="dxa" w:w="1600"/>
+            <w:tcBorders>
+              <w:top w:val="single" w:color="D9DCE3" w:sz="4"/>
+              <w:left w:val="single" w:color="D9DCE3" w:sz="4"/>
+              <w:bottom w:val="single" w:color="D9DCE3" w:sz="4"/>
+              <w:right w:val="single" w:color="D9DCE3" w:sz="4"/>
+            </w:tcBorders>
+            <w:shd w:fill="F7F8FA" w:color="auto" w:val="clear"/>
+            <w:tcMar>
+              <w:top w:type="dxa" w:w="70"/>
+              <w:left w:type="dxa" w:w="110"/>
+              <w:bottom w:type="dxa" w:w="70"/>
+              <w:right w:type="dxa" w:w="110"/>
+            </w:tcMar>
+          </w:tcPr>
+          <w:p>
+            <w:r>
+              <w:rPr>
+                <w:b w:val="false"/>
+                <w:bCs w:val="false"/>
+                <w:sz w:val="19"/>
+                <w:szCs w:val="19"/>
+              </w:rPr>
+              <w:t xml:space="preserve">Comercial</w:t>
+            </w:r>
+          </w:p>
+        </w:tc>
+        <w:tc>
+          <w:tcPr>
+            <w:tcW w:type="dxa" w:w="1000"/>
+            <w:tcBorders>
+              <w:top w:val="single" w:color="D9DCE3" w:sz="4"/>
+              <w:left w:val="single" w:color="D9DCE3" w:sz="4"/>
+              <w:bottom w:val="single" w:color="D9DCE3" w:sz="4"/>
+              <w:right w:val="single" w:color="D9DCE3" w:sz="4"/>
+            </w:tcBorders>
+            <w:shd w:fill="F7F8FA" w:color="auto" w:val="clear"/>
+            <w:tcMar>
+              <w:top w:type="dxa" w:w="70"/>
+              <w:left w:type="dxa" w:w="110"/>
+              <w:bottom w:type="dxa" w:w="70"/>
+              <w:right w:type="dxa" w:w="110"/>
+            </w:tcMar>
+          </w:tcPr>
+          <w:p>
+            <w:r>
+              <w:rPr>
+                <w:b w:val="false"/>
+                <w:bCs w:val="false"/>
+                <w:sz w:val="19"/>
+                <w:szCs w:val="19"/>
+              </w:rPr>
+              <w:t xml:space="preserve">Alta</w:t>
+            </w:r>
+          </w:p>
+        </w:tc>
+        <w:tc>
+          <w:tcPr>
+            <w:tcW w:type="dxa" w:w="2310"/>
+            <w:tcBorders>
+              <w:top w:val="single" w:color="D9DCE3" w:sz="4"/>
+              <w:left w:val="single" w:color="D9DCE3" w:sz="4"/>
+              <w:bottom w:val="single" w:color="D9DCE3" w:sz="4"/>
+              <w:right w:val="single" w:color="D9DCE3" w:sz="4"/>
+            </w:tcBorders>
+            <w:shd w:fill="F7F8FA" w:color="auto" w:val="clear"/>
+            <w:tcMar>
+              <w:top w:type="dxa" w:w="70"/>
+              <w:left w:type="dxa" w:w="110"/>
+              <w:bottom w:type="dxa" w:w="70"/>
+              <w:right w:type="dxa" w:w="110"/>
+            </w:tcMar>
+          </w:tcPr>
+          <w:p>
+            <w:r>
+              <w:rPr>
+                <w:b w:val="false"/>
+                <w:bCs w:val="false"/>
+                <w:sz w:val="19"/>
+                <w:szCs w:val="19"/>
+              </w:rPr>
+              <w:t xml:space="preserve">Oferta Escudo Digital 360°</w:t>
+            </w:r>
+          </w:p>
+        </w:tc>
+      </w:tr>
+      <w:tr>
+        <w:tc>
+          <w:tcPr>
+            <w:tcW w:type="dxa" w:w="3200"/>
+            <w:tcBorders>
+              <w:top w:val="single" w:color="D9DCE3" w:sz="4"/>
+              <w:left w:val="single" w:color="D9DCE3" w:sz="4"/>
+              <w:bottom w:val="single" w:color="D9DCE3" w:sz="4"/>
+              <w:right w:val="single" w:color="D9DCE3" w:sz="4"/>
+            </w:tcBorders>
+            <w:tcMar>
+              <w:top w:type="dxa" w:w="70"/>
+              <w:left w:type="dxa" w:w="110"/>
+              <w:bottom w:type="dxa" w:w="70"/>
+              <w:right w:type="dxa" w:w="110"/>
+            </w:tcMar>
+          </w:tcPr>
+          <w:p>
+            <w:r>
+              <w:rPr>
+                <w:b w:val="false"/>
+                <w:bCs w:val="false"/>
+                <w:sz w:val="19"/>
+                <w:szCs w:val="19"/>
+              </w:rPr>
+              <w:t xml:space="preserve">cumplimiento SUDEBAN ciberseguridad</w:t>
+            </w:r>
+          </w:p>
+        </w:tc>
+        <w:tc>
+          <w:tcPr>
+            <w:tcW w:type="dxa" w:w="1250"/>
+            <w:tcBorders>
+              <w:top w:val="single" w:color="D9DCE3" w:sz="4"/>
+              <w:left w:val="single" w:color="D9DCE3" w:sz="4"/>
+              <w:bottom w:val="single" w:color="D9DCE3" w:sz="4"/>
+              <w:right w:val="single" w:color="D9DCE3" w:sz="4"/>
+            </w:tcBorders>
+            <w:tcMar>
+              <w:top w:type="dxa" w:w="70"/>
+              <w:left w:type="dxa" w:w="110"/>
+              <w:bottom w:type="dxa" w:w="70"/>
+              <w:right w:type="dxa" w:w="110"/>
+            </w:tcMar>
+          </w:tcPr>
+          <w:p>
+            <w:r>
+              <w:rPr>
+                <w:b w:val="false"/>
+                <w:bCs w:val="false"/>
+                <w:sz w:val="19"/>
+                <w:szCs w:val="19"/>
+              </w:rPr>
+              <w:t xml:space="preserve">Long tail</w:t>
+            </w:r>
+          </w:p>
+        </w:tc>
+        <w:tc>
+          <w:tcPr>
+            <w:tcW w:type="dxa" w:w="1600"/>
+            <w:tcBorders>
+              <w:top w:val="single" w:color="D9DCE3" w:sz="4"/>
+              <w:left w:val="single" w:color="D9DCE3" w:sz="4"/>
+              <w:bottom w:val="single" w:color="D9DCE3" w:sz="4"/>
+              <w:right w:val="single" w:color="D9DCE3" w:sz="4"/>
+            </w:tcBorders>
+            <w:tcMar>
+              <w:top w:type="dxa" w:w="70"/>
+              <w:left w:type="dxa" w:w="110"/>
+              <w:bottom w:type="dxa" w:w="70"/>
+              <w:right w:type="dxa" w:w="110"/>
+            </w:tcMar>
+          </w:tcPr>
+          <w:p>
+            <w:r>
+              <w:rPr>
+                <w:b w:val="false"/>
+                <w:bCs w:val="false"/>
+                <w:sz w:val="19"/>
+                <w:szCs w:val="19"/>
+              </w:rPr>
+              <w:t xml:space="preserve">Comercial</w:t>
+            </w:r>
+          </w:p>
+        </w:tc>
+        <w:tc>
+          <w:tcPr>
+            <w:tcW w:type="dxa" w:w="1000"/>
+            <w:tcBorders>
+              <w:top w:val="single" w:color="D9DCE3" w:sz="4"/>
+              <w:left w:val="single" w:color="D9DCE3" w:sz="4"/>
+              <w:bottom w:val="single" w:color="D9DCE3" w:sz="4"/>
+              <w:right w:val="single" w:color="D9DCE3" w:sz="4"/>
+            </w:tcBorders>
+            <w:tcMar>
+              <w:top w:type="dxa" w:w="70"/>
+              <w:left w:type="dxa" w:w="110"/>
+              <w:bottom w:type="dxa" w:w="70"/>
+              <w:right w:type="dxa" w:w="110"/>
+            </w:tcMar>
+          </w:tcPr>
+          <w:p>
+            <w:r>
+              <w:rPr>
+                <w:b w:val="false"/>
+                <w:bCs w:val="false"/>
+                <w:sz w:val="19"/>
+                <w:szCs w:val="19"/>
+              </w:rPr>
+              <w:t xml:space="preserve">Alta</w:t>
+            </w:r>
+          </w:p>
+        </w:tc>
+        <w:tc>
+          <w:tcPr>
+            <w:tcW w:type="dxa" w:w="2310"/>
+            <w:tcBorders>
+              <w:top w:val="single" w:color="D9DCE3" w:sz="4"/>
+              <w:left w:val="single" w:color="D9DCE3" w:sz="4"/>
+              <w:bottom w:val="single" w:color="D9DCE3" w:sz="4"/>
+              <w:right w:val="single" w:color="D9DCE3" w:sz="4"/>
+            </w:tcBorders>
+            <w:tcMar>
+              <w:top w:type="dxa" w:w="70"/>
+              <w:left w:type="dxa" w:w="110"/>
+              <w:bottom w:type="dxa" w:w="70"/>
+              <w:right w:type="dxa" w:w="110"/>
+            </w:tcMar>
+          </w:tcPr>
+          <w:p>
+            <w:r>
+              <w:rPr>
+                <w:b w:val="false"/>
+                <w:bCs w:val="false"/>
+                <w:sz w:val="19"/>
+                <w:szCs w:val="19"/>
+              </w:rPr>
+              <w:t xml:space="preserve">Oferta Escudo Digital 360°, blog</w:t>
+            </w:r>
+          </w:p>
+        </w:tc>
+      </w:tr>
+      <w:tr>
+        <w:tc>
+          <w:tcPr>
+            <w:tcW w:type="dxa" w:w="3200"/>
+            <w:tcBorders>
+              <w:top w:val="single" w:color="D9DCE3" w:sz="4"/>
+              <w:left w:val="single" w:color="D9DCE3" w:sz="4"/>
+              <w:bottom w:val="single" w:color="D9DCE3" w:sz="4"/>
+              <w:right w:val="single" w:color="D9DCE3" w:sz="4"/>
+            </w:tcBorders>
+            <w:shd w:fill="F7F8FA" w:color="auto" w:val="clear"/>
+            <w:tcMar>
+              <w:top w:type="dxa" w:w="70"/>
+              <w:left w:type="dxa" w:w="110"/>
+              <w:bottom w:type="dxa" w:w="70"/>
+              <w:right w:type="dxa" w:w="110"/>
+            </w:tcMar>
+          </w:tcPr>
+          <w:p>
+            <w:r>
+              <w:rPr>
+                <w:b w:val="false"/>
+                <w:bCs w:val="false"/>
+                <w:sz w:val="19"/>
+                <w:szCs w:val="19"/>
+              </w:rPr>
+              <w:t xml:space="preserve">hardening de Active Directory</w:t>
+            </w:r>
+          </w:p>
+        </w:tc>
+        <w:tc>
+          <w:tcPr>
+            <w:tcW w:type="dxa" w:w="1250"/>
+            <w:tcBorders>
+              <w:top w:val="single" w:color="D9DCE3" w:sz="4"/>
+              <w:left w:val="single" w:color="D9DCE3" w:sz="4"/>
+              <w:bottom w:val="single" w:color="D9DCE3" w:sz="4"/>
+              <w:right w:val="single" w:color="D9DCE3" w:sz="4"/>
+            </w:tcBorders>
+            <w:shd w:fill="F7F8FA" w:color="auto" w:val="clear"/>
+            <w:tcMar>
+              <w:top w:type="dxa" w:w="70"/>
+              <w:left w:type="dxa" w:w="110"/>
+              <w:bottom w:type="dxa" w:w="70"/>
+              <w:right w:type="dxa" w:w="110"/>
+            </w:tcMar>
+          </w:tcPr>
+          <w:p>
+            <w:r>
+              <w:rPr>
+                <w:b w:val="false"/>
+                <w:bCs w:val="false"/>
+                <w:sz w:val="19"/>
+                <w:szCs w:val="19"/>
+              </w:rPr>
+              <w:t xml:space="preserve">Long tail</w:t>
+            </w:r>
+          </w:p>
+        </w:tc>
+        <w:tc>
+          <w:tcPr>
+            <w:tcW w:type="dxa" w:w="1600"/>
+            <w:tcBorders>
+              <w:top w:val="single" w:color="D9DCE3" w:sz="4"/>
+              <w:left w:val="single" w:color="D9DCE3" w:sz="4"/>
+              <w:bottom w:val="single" w:color="D9DCE3" w:sz="4"/>
+              <w:right w:val="single" w:color="D9DCE3" w:sz="4"/>
+            </w:tcBorders>
+            <w:shd w:fill="F7F8FA" w:color="auto" w:val="clear"/>
+            <w:tcMar>
+              <w:top w:type="dxa" w:w="70"/>
+              <w:left w:type="dxa" w:w="110"/>
+              <w:bottom w:type="dxa" w:w="70"/>
+              <w:right w:type="dxa" w:w="110"/>
+            </w:tcMar>
+          </w:tcPr>
+          <w:p>
+            <w:r>
+              <w:rPr>
+                <w:b w:val="false"/>
+                <w:bCs w:val="false"/>
+                <w:sz w:val="19"/>
+                <w:szCs w:val="19"/>
+              </w:rPr>
+              <w:t xml:space="preserve">Comercial</w:t>
+            </w:r>
+          </w:p>
+        </w:tc>
+        <w:tc>
+          <w:tcPr>
+            <w:tcW w:type="dxa" w:w="1000"/>
+            <w:tcBorders>
+              <w:top w:val="single" w:color="D9DCE3" w:sz="4"/>
+              <w:left w:val="single" w:color="D9DCE3" w:sz="4"/>
+              <w:bottom w:val="single" w:color="D9DCE3" w:sz="4"/>
+              <w:right w:val="single" w:color="D9DCE3" w:sz="4"/>
+            </w:tcBorders>
+            <w:shd w:fill="F7F8FA" w:color="auto" w:val="clear"/>
+            <w:tcMar>
+              <w:top w:type="dxa" w:w="70"/>
+              <w:left w:type="dxa" w:w="110"/>
+              <w:bottom w:type="dxa" w:w="70"/>
+              <w:right w:type="dxa" w:w="110"/>
+            </w:tcMar>
+          </w:tcPr>
+          <w:p>
+            <w:r>
+              <w:rPr>
+                <w:b w:val="false"/>
+                <w:bCs w:val="false"/>
+                <w:sz w:val="19"/>
+                <w:szCs w:val="19"/>
+              </w:rPr>
+              <w:t xml:space="preserve">Media</w:t>
+            </w:r>
+          </w:p>
+        </w:tc>
+        <w:tc>
+          <w:tcPr>
+            <w:tcW w:type="dxa" w:w="2310"/>
+            <w:tcBorders>
+              <w:top w:val="single" w:color="D9DCE3" w:sz="4"/>
+              <w:left w:val="single" w:color="D9DCE3" w:sz="4"/>
+              <w:bottom w:val="single" w:color="D9DCE3" w:sz="4"/>
+              <w:right w:val="single" w:color="D9DCE3" w:sz="4"/>
+            </w:tcBorders>
+            <w:shd w:fill="F7F8FA" w:color="auto" w:val="clear"/>
+            <w:tcMar>
+              <w:top w:type="dxa" w:w="70"/>
+              <w:left w:type="dxa" w:w="110"/>
+              <w:bottom w:type="dxa" w:w="70"/>
+              <w:right w:type="dxa" w:w="110"/>
+            </w:tcMar>
+          </w:tcPr>
+          <w:p>
+            <w:r>
+              <w:rPr>
+                <w:b w:val="false"/>
+                <w:bCs w:val="false"/>
+                <w:sz w:val="19"/>
+                <w:szCs w:val="19"/>
+              </w:rPr>
+              <w:t xml:space="preserve">Oferta Escudo Digital 360°</w:t>
+            </w:r>
+          </w:p>
+        </w:tc>
+      </w:tr>
+      <w:tr>
+        <w:tc>
+          <w:tcPr>
+            <w:tcW w:type="dxa" w:w="3200"/>
+            <w:tcBorders>
+              <w:top w:val="single" w:color="D9DCE3" w:sz="4"/>
+              <w:left w:val="single" w:color="D9DCE3" w:sz="4"/>
+              <w:bottom w:val="single" w:color="D9DCE3" w:sz="4"/>
+              <w:right w:val="single" w:color="D9DCE3" w:sz="4"/>
+            </w:tcBorders>
+            <w:tcMar>
+              <w:top w:type="dxa" w:w="70"/>
+              <w:left w:type="dxa" w:w="110"/>
+              <w:bottom w:type="dxa" w:w="70"/>
+              <w:right w:type="dxa" w:w="110"/>
+            </w:tcMar>
+          </w:tcPr>
+          <w:p>
+            <w:r>
+              <w:rPr>
+                <w:b w:val="false"/>
+                <w:bCs w:val="false"/>
+                <w:sz w:val="19"/>
+                <w:szCs w:val="19"/>
+              </w:rPr>
+              <w:t xml:space="preserve">costo de una brecha de datos en bancos</w:t>
+            </w:r>
+          </w:p>
+        </w:tc>
+        <w:tc>
+          <w:tcPr>
+            <w:tcW w:type="dxa" w:w="1250"/>
+            <w:tcBorders>
+              <w:top w:val="single" w:color="D9DCE3" w:sz="4"/>
+              <w:left w:val="single" w:color="D9DCE3" w:sz="4"/>
+              <w:bottom w:val="single" w:color="D9DCE3" w:sz="4"/>
+              <w:right w:val="single" w:color="D9DCE3" w:sz="4"/>
+            </w:tcBorders>
+            <w:tcMar>
+              <w:top w:type="dxa" w:w="70"/>
+              <w:left w:type="dxa" w:w="110"/>
+              <w:bottom w:type="dxa" w:w="70"/>
+              <w:right w:type="dxa" w:w="110"/>
+            </w:tcMar>
+          </w:tcPr>
+          <w:p>
+            <w:r>
+              <w:rPr>
+                <w:b w:val="false"/>
+                <w:bCs w:val="false"/>
+                <w:sz w:val="19"/>
+                <w:szCs w:val="19"/>
+              </w:rPr>
+              <w:t xml:space="preserve">Long tail</w:t>
+            </w:r>
+          </w:p>
+        </w:tc>
+        <w:tc>
+          <w:tcPr>
+            <w:tcW w:type="dxa" w:w="1600"/>
+            <w:tcBorders>
+              <w:top w:val="single" w:color="D9DCE3" w:sz="4"/>
+              <w:left w:val="single" w:color="D9DCE3" w:sz="4"/>
+              <w:bottom w:val="single" w:color="D9DCE3" w:sz="4"/>
+              <w:right w:val="single" w:color="D9DCE3" w:sz="4"/>
+            </w:tcBorders>
+            <w:tcMar>
+              <w:top w:type="dxa" w:w="70"/>
+              <w:left w:type="dxa" w:w="110"/>
+              <w:bottom w:type="dxa" w:w="70"/>
+              <w:right w:type="dxa" w:w="110"/>
+            </w:tcMar>
+          </w:tcPr>
+          <w:p>
+            <w:r>
+              <w:rPr>
+                <w:b w:val="false"/>
+                <w:bCs w:val="false"/>
+                <w:sz w:val="19"/>
+                <w:szCs w:val="19"/>
+              </w:rPr>
+              <w:t xml:space="preserve">Informativa</w:t>
+            </w:r>
+          </w:p>
+        </w:tc>
+        <w:tc>
+          <w:tcPr>
+            <w:tcW w:type="dxa" w:w="1000"/>
+            <w:tcBorders>
+              <w:top w:val="single" w:color="D9DCE3" w:sz="4"/>
+              <w:left w:val="single" w:color="D9DCE3" w:sz="4"/>
+              <w:bottom w:val="single" w:color="D9DCE3" w:sz="4"/>
+              <w:right w:val="single" w:color="D9DCE3" w:sz="4"/>
+            </w:tcBorders>
+            <w:tcMar>
+              <w:top w:type="dxa" w:w="70"/>
+              <w:left w:type="dxa" w:w="110"/>
+              <w:bottom w:type="dxa" w:w="70"/>
+              <w:right w:type="dxa" w:w="110"/>
+            </w:tcMar>
+          </w:tcPr>
+          <w:p>
+            <w:r>
+              <w:rPr>
+                <w:b w:val="false"/>
+                <w:bCs w:val="false"/>
+                <w:sz w:val="19"/>
+                <w:szCs w:val="19"/>
+              </w:rPr>
+              <w:t xml:space="preserve">Media</w:t>
+            </w:r>
+          </w:p>
+        </w:tc>
+        <w:tc>
+          <w:tcPr>
+            <w:tcW w:type="dxa" w:w="2310"/>
+            <w:tcBorders>
+              <w:top w:val="single" w:color="D9DCE3" w:sz="4"/>
+              <w:left w:val="single" w:color="D9DCE3" w:sz="4"/>
+              <w:bottom w:val="single" w:color="D9DCE3" w:sz="4"/>
+              <w:right w:val="single" w:color="D9DCE3" w:sz="4"/>
+            </w:tcBorders>
+            <w:tcMar>
+              <w:top w:type="dxa" w:w="70"/>
+              <w:left w:type="dxa" w:w="110"/>
+              <w:bottom w:type="dxa" w:w="70"/>
+              <w:right w:type="dxa" w:w="110"/>
+            </w:tcMar>
+          </w:tcPr>
+          <w:p>
+            <w:r>
+              <w:rPr>
+                <w:b w:val="false"/>
+                <w:bCs w:val="false"/>
+                <w:sz w:val="19"/>
+                <w:szCs w:val="19"/>
+              </w:rPr>
+              <w:t xml:space="preserve">Blog (enlaza a la página)</w:t>
+            </w:r>
+          </w:p>
+        </w:tc>
+      </w:tr>
+      <w:tr>
+        <w:tc>
+          <w:tcPr>
+            <w:tcW w:type="dxa" w:w="3200"/>
+            <w:tcBorders>
+              <w:top w:val="single" w:color="D9DCE3" w:sz="4"/>
+              <w:left w:val="single" w:color="D9DCE3" w:sz="4"/>
+              <w:bottom w:val="single" w:color="D9DCE3" w:sz="4"/>
+              <w:right w:val="single" w:color="D9DCE3" w:sz="4"/>
+            </w:tcBorders>
+            <w:shd w:fill="F7F8FA" w:color="auto" w:val="clear"/>
+            <w:tcMar>
+              <w:top w:type="dxa" w:w="70"/>
+              <w:left w:type="dxa" w:w="110"/>
+              <w:bottom w:type="dxa" w:w="70"/>
+              <w:right w:type="dxa" w:w="110"/>
+            </w:tcMar>
+          </w:tcPr>
+          <w:p>
+            <w:r>
+              <w:rPr>
+                <w:b w:val="false"/>
+                <w:bCs w:val="false"/>
+                <w:sz w:val="19"/>
+                <w:szCs w:val="19"/>
+              </w:rPr>
+              <w:t xml:space="preserve">Escudo Digital 360</w:t>
+            </w:r>
+          </w:p>
+        </w:tc>
+        <w:tc>
+          <w:tcPr>
+            <w:tcW w:type="dxa" w:w="1250"/>
+            <w:tcBorders>
+              <w:top w:val="single" w:color="D9DCE3" w:sz="4"/>
+              <w:left w:val="single" w:color="D9DCE3" w:sz="4"/>
+              <w:bottom w:val="single" w:color="D9DCE3" w:sz="4"/>
+              <w:right w:val="single" w:color="D9DCE3" w:sz="4"/>
+            </w:tcBorders>
+            <w:shd w:fill="F7F8FA" w:color="auto" w:val="clear"/>
+            <w:tcMar>
+              <w:top w:type="dxa" w:w="70"/>
+              <w:left w:type="dxa" w:w="110"/>
+              <w:bottom w:type="dxa" w:w="70"/>
+              <w:right w:type="dxa" w:w="110"/>
+            </w:tcMar>
+          </w:tcPr>
+          <w:p>
+            <w:r>
+              <w:rPr>
+                <w:b w:val="false"/>
+                <w:bCs w:val="false"/>
+                <w:sz w:val="19"/>
+                <w:szCs w:val="19"/>
+              </w:rPr>
+              <w:t xml:space="preserve">Marca</w:t>
+            </w:r>
+          </w:p>
+        </w:tc>
+        <w:tc>
+          <w:tcPr>
+            <w:tcW w:type="dxa" w:w="1600"/>
+            <w:tcBorders>
+              <w:top w:val="single" w:color="D9DCE3" w:sz="4"/>
+              <w:left w:val="single" w:color="D9DCE3" w:sz="4"/>
+              <w:bottom w:val="single" w:color="D9DCE3" w:sz="4"/>
+              <w:right w:val="single" w:color="D9DCE3" w:sz="4"/>
+            </w:tcBorders>
+            <w:shd w:fill="F7F8FA" w:color="auto" w:val="clear"/>
+            <w:tcMar>
+              <w:top w:type="dxa" w:w="70"/>
+              <w:left w:type="dxa" w:w="110"/>
+              <w:bottom w:type="dxa" w:w="70"/>
+              <w:right w:type="dxa" w:w="110"/>
+            </w:tcMar>
+          </w:tcPr>
+          <w:p>
+            <w:r>
+              <w:rPr>
+                <w:b w:val="false"/>
+                <w:bCs w:val="false"/>
+                <w:sz w:val="19"/>
+                <w:szCs w:val="19"/>
+              </w:rPr>
+              <w:t xml:space="preserve">Navegacional</w:t>
+            </w:r>
+          </w:p>
+        </w:tc>
+        <w:tc>
+          <w:tcPr>
+            <w:tcW w:type="dxa" w:w="1000"/>
+            <w:tcBorders>
+              <w:top w:val="single" w:color="D9DCE3" w:sz="4"/>
+              <w:left w:val="single" w:color="D9DCE3" w:sz="4"/>
+              <w:bottom w:val="single" w:color="D9DCE3" w:sz="4"/>
+              <w:right w:val="single" w:color="D9DCE3" w:sz="4"/>
+            </w:tcBorders>
+            <w:shd w:fill="F7F8FA" w:color="auto" w:val="clear"/>
+            <w:tcMar>
+              <w:top w:type="dxa" w:w="70"/>
+              <w:left w:type="dxa" w:w="110"/>
+              <w:bottom w:type="dxa" w:w="70"/>
+              <w:right w:type="dxa" w:w="110"/>
+            </w:tcMar>
+          </w:tcPr>
+          <w:p>
+            <w:r>
+              <w:rPr>
+                <w:b w:val="false"/>
+                <w:bCs w:val="false"/>
+                <w:sz w:val="19"/>
+                <w:szCs w:val="19"/>
+              </w:rPr>
+              <w:t xml:space="preserve">Media</w:t>
+            </w:r>
+          </w:p>
+        </w:tc>
+        <w:tc>
+          <w:tcPr>
+            <w:tcW w:type="dxa" w:w="2310"/>
+            <w:tcBorders>
+              <w:top w:val="single" w:color="D9DCE3" w:sz="4"/>
+              <w:left w:val="single" w:color="D9DCE3" w:sz="4"/>
+              <w:bottom w:val="single" w:color="D9DCE3" w:sz="4"/>
+              <w:right w:val="single" w:color="D9DCE3" w:sz="4"/>
+            </w:tcBorders>
+            <w:shd w:fill="F7F8FA" w:color="auto" w:val="clear"/>
+            <w:tcMar>
+              <w:top w:type="dxa" w:w="70"/>
+              <w:left w:type="dxa" w:w="110"/>
+              <w:bottom w:type="dxa" w:w="70"/>
+              <w:right w:type="dxa" w:w="110"/>
+            </w:tcMar>
+          </w:tcPr>
+          <w:p>
+            <w:r>
+              <w:rPr>
+                <w:b w:val="false"/>
+                <w:bCs w:val="false"/>
+                <w:sz w:val="19"/>
+                <w:szCs w:val="19"/>
+              </w:rPr>
+              <w:t xml:space="preserve">Oferta SEG-08</w:t>
+            </w:r>
+          </w:p>
+        </w:tc>
+      </w:tr>
+      <w:tr>
+        <w:tc>
+          <w:tcPr>
+            <w:tcW w:type="dxa" w:w="3200"/>
+            <w:tcBorders>
+              <w:top w:val="single" w:color="D9DCE3" w:sz="4"/>
+              <w:left w:val="single" w:color="D9DCE3" w:sz="4"/>
+              <w:bottom w:val="single" w:color="D9DCE3" w:sz="4"/>
+              <w:right w:val="single" w:color="D9DCE3" w:sz="4"/>
+            </w:tcBorders>
+            <w:tcMar>
+              <w:top w:type="dxa" w:w="70"/>
+              <w:left w:type="dxa" w:w="110"/>
+              <w:bottom w:type="dxa" w:w="70"/>
+              <w:right w:type="dxa" w:w="110"/>
+            </w:tcMar>
+          </w:tcPr>
+          <w:p>
+            <w:r>
+              <w:rPr>
+                <w:b w:val="false"/>
+                <w:bCs w:val="false"/>
+                <w:sz w:val="19"/>
+                <w:szCs w:val="19"/>
+              </w:rPr>
               <w:t xml:space="preserve">empresa de ciberseguridad en Venezuela</w:t>
             </w:r>
           </w:p>
@@ -8187,6 +9054,95 @@
                 <w:szCs w:val="19"/>
               </w:rPr>
               <w:t xml:space="preserve">consolidación de herramientas de seguridad</w:t>
+            </w:r>
+          </w:p>
+        </w:tc>
+      </w:tr>
+      <w:tr>
+        <w:tc>
+          <w:tcPr>
+            <w:tcW w:type="dxa" w:w="1100"/>
+            <w:tcBorders>
+              <w:top w:val="single" w:color="D9DCE3" w:sz="4"/>
+              <w:left w:val="single" w:color="D9DCE3" w:sz="4"/>
+              <w:bottom w:val="single" w:color="D9DCE3" w:sz="4"/>
+              <w:right w:val="single" w:color="D9DCE3" w:sz="4"/>
+            </w:tcBorders>
+            <w:shd w:fill="F7F8FA" w:color="auto" w:val="clear"/>
+            <w:tcMar>
+              <w:top w:type="dxa" w:w="70"/>
+              <w:left w:type="dxa" w:w="110"/>
+              <w:bottom w:type="dxa" w:w="70"/>
+              <w:right w:type="dxa" w:w="110"/>
+            </w:tcMar>
+          </w:tcPr>
+          <w:p>
+            <w:r>
+              <w:rPr>
+                <w:b w:val="false"/>
+                <w:bCs w:val="false"/>
+                <w:sz w:val="19"/>
+                <w:szCs w:val="19"/>
+              </w:rPr>
+              <w:t xml:space="preserve">SEG-08</w:t>
+            </w:r>
+          </w:p>
+        </w:tc>
+        <w:tc>
+          <w:tcPr>
+            <w:tcW w:type="dxa" w:w="4060"/>
+            <w:tcBorders>
+              <w:top w:val="single" w:color="D9DCE3" w:sz="4"/>
+              <w:left w:val="single" w:color="D9DCE3" w:sz="4"/>
+              <w:bottom w:val="single" w:color="D9DCE3" w:sz="4"/>
+              <w:right w:val="single" w:color="D9DCE3" w:sz="4"/>
+            </w:tcBorders>
+            <w:shd w:fill="F7F8FA" w:color="auto" w:val="clear"/>
+            <w:tcMar>
+              <w:top w:type="dxa" w:w="70"/>
+              <w:left w:type="dxa" w:w="110"/>
+              <w:bottom w:type="dxa" w:w="70"/>
+              <w:right w:type="dxa" w:w="110"/>
+            </w:tcMar>
+          </w:tcPr>
+          <w:p>
+            <w:r>
+              <w:rPr>
+                <w:b w:val="false"/>
+                <w:bCs w:val="false"/>
+                <w:sz w:val="19"/>
+                <w:szCs w:val="19"/>
+              </w:rPr>
+              <w:t xml:space="preserve">Escudo Digital 360°: ciberseguridad para banca</w:t>
+            </w:r>
+          </w:p>
+        </w:tc>
+        <w:tc>
+          <w:tcPr>
+            <w:tcW w:type="dxa" w:w="4200"/>
+            <w:tcBorders>
+              <w:top w:val="single" w:color="D9DCE3" w:sz="4"/>
+              <w:left w:val="single" w:color="D9DCE3" w:sz="4"/>
+              <w:bottom w:val="single" w:color="D9DCE3" w:sz="4"/>
+              <w:right w:val="single" w:color="D9DCE3" w:sz="4"/>
+            </w:tcBorders>
+            <w:shd w:fill="F7F8FA" w:color="auto" w:val="clear"/>
+            <w:tcMar>
+              <w:top w:type="dxa" w:w="70"/>
+              <w:left w:type="dxa" w:w="110"/>
+              <w:bottom w:type="dxa" w:w="70"/>
+              <w:right w:type="dxa" w:w="110"/>
+            </w:tcMar>
+          </w:tcPr>
+          <w:p>
+            <w:r>
+              <w:rPr>
+                <w:b w:val="false"/>
+                <w:bCs w:val="false"/>
+                <w:sz w:val="19"/>
+                <w:szCs w:val="19"/>
+              </w:rPr>
+              <w:t xml:space="preserve">ciberseguridad para bancos / sector financiero</w:t>
             </w:r>
           </w:p>
         </w:tc>
@@ -32088,7 +33044,7 @@
                 <w:sz w:val="19"/>
                 <w:szCs w:val="19"/>
               </w:rPr>
-              <w:t xml:space="preserve">Qué revisar en seguridad antes de activar Copilot</w:t>
+              <w:t xml:space="preserve">Ciberseguridad en banca: qué exigen SUDEBAN, SFC y SBS</w:t>
             </w:r>
           </w:p>
         </w:tc>
@@ -32116,7 +33072,7 @@
                 <w:sz w:val="19"/>
                 <w:szCs w:val="19"/>
               </w:rPr>
-              <w:t xml:space="preserve">seguridad antes de activar Copilot</w:t>
+              <w:t xml:space="preserve">cumplimiento SUDEBAN ciberseguridad</w:t>
             </w:r>
           </w:p>
         </w:tc>
@@ -32175,7 +33131,7 @@
                 <w:sz w:val="19"/>
                 <w:szCs w:val="19"/>
               </w:rPr>
-              <w:t xml:space="preserve">Casos de uso de Copilot por área de negocio</w:t>
+              <w:t xml:space="preserve">Qué revisar en seguridad antes de activar Copilot</w:t>
             </w:r>
           </w:p>
         </w:tc>
@@ -32204,7 +33160,7 @@
                 <w:sz w:val="19"/>
                 <w:szCs w:val="19"/>
               </w:rPr>
-              <w:t xml:space="preserve">casos de uso de Copilot por área</w:t>
+              <w:t xml:space="preserve">seguridad antes de activar Copilot</w:t>
             </w:r>
           </w:p>
         </w:tc>
@@ -32233,7 +33189,7 @@
                 <w:sz w:val="19"/>
                 <w:szCs w:val="19"/>
               </w:rPr>
-              <w:t xml:space="preserve">Microsoft 365 y Copilot</w:t>
+              <w:t xml:space="preserve">Ciberseguridad</w:t>
             </w:r>
           </w:p>
         </w:tc>
@@ -32263,7 +33219,7 @@
                 <w:sz w:val="19"/>
                 <w:szCs w:val="19"/>
               </w:rPr>
-              <w:t xml:space="preserve">Dynamics GP llega al final de su ciclo: ruta a Business Central</w:t>
+              <w:t xml:space="preserve">Casos de uso de Copilot por área de negocio</w:t>
             </w:r>
           </w:p>
         </w:tc>
@@ -32291,7 +33247,7 @@
                 <w:sz w:val="19"/>
                 <w:szCs w:val="19"/>
               </w:rPr>
-              <w:t xml:space="preserve">fin de soporte Dynamics GP</w:t>
+              <w:t xml:space="preserve">casos de uso de Copilot por área</w:t>
             </w:r>
           </w:p>
         </w:tc>
@@ -32319,7 +33275,7 @@
                 <w:sz w:val="19"/>
                 <w:szCs w:val="19"/>
               </w:rPr>
-              <w:t xml:space="preserve">Dynamics 365</w:t>
+              <w:t xml:space="preserve">Microsoft 365 y Copilot</w:t>
             </w:r>
           </w:p>
         </w:tc>
@@ -32350,7 +33306,7 @@
                 <w:sz w:val="19"/>
                 <w:szCs w:val="19"/>
               </w:rPr>
-              <w:t xml:space="preserve">Cómo acelerar el cierre contable con un ERP en la nube</w:t>
+              <w:t xml:space="preserve">Dynamics GP llega al final de su ciclo: ruta a Business Central</w:t>
             </w:r>
           </w:p>
         </w:tc>
@@ -32379,7 +33335,7 @@
                 <w:sz w:val="19"/>
                 <w:szCs w:val="19"/>
               </w:rPr>
-              <w:t xml:space="preserve">cómo acelerar el cierre contable</w:t>
+              <w:t xml:space="preserve">fin de soporte Dynamics GP</w:t>
             </w:r>
           </w:p>
         </w:tc>
@@ -32438,7 +33394,7 @@
                 <w:sz w:val="19"/>
                 <w:szCs w:val="19"/>
               </w:rPr>
-              <w:t xml:space="preserve">Registro de accionistas digital: del libro en papel a la trazabilidad total</w:t>
+              <w:t xml:space="preserve">Cómo acelerar el cierre contable con un ERP en la nube</w:t>
             </w:r>
           </w:p>
         </w:tc>
@@ -32466,7 +33422,7 @@
                 <w:sz w:val="19"/>
                 <w:szCs w:val="19"/>
               </w:rPr>
-              <w:t xml:space="preserve">libro de accionistas digital</w:t>
+              <w:t xml:space="preserve">cómo acelerar el cierre contable</w:t>
             </w:r>
           </w:p>
         </w:tc>
@@ -32494,7 +33450,7 @@
                 <w:sz w:val="19"/>
                 <w:szCs w:val="19"/>
               </w:rPr>
-              <w:t xml:space="preserve">Servicios Empresariales</w:t>
+              <w:t xml:space="preserve">Dynamics 365</w:t>
             </w:r>
           </w:p>
         </w:tc>
@@ -32525,7 +33481,7 @@
                 <w:sz w:val="19"/>
                 <w:szCs w:val="19"/>
               </w:rPr>
-              <w:t xml:space="preserve">Back office de valores: cómo reducir errores en custodia y cupones</w:t>
+              <w:t xml:space="preserve">Registro de accionistas digital: del libro en papel a la trazabilidad total</w:t>
             </w:r>
           </w:p>
         </w:tc>
@@ -32554,7 +33510,7 @@
                 <w:sz w:val="19"/>
                 <w:szCs w:val="19"/>
               </w:rPr>
-              <w:t xml:space="preserve">software de custodia de valores</w:t>
+              <w:t xml:space="preserve">libro de accionistas digital</w:t>
             </w:r>
           </w:p>
         </w:tc>
@@ -32613,7 +33569,7 @@
                 <w:sz w:val="19"/>
                 <w:szCs w:val="19"/>
               </w:rPr>
-              <w:t xml:space="preserve">Cómo preparar sus datos para la inteligencia artificial</w:t>
+              <w:t xml:space="preserve">Back office de valores: cómo reducir errores en custodia y cupones</w:t>
             </w:r>
           </w:p>
         </w:tc>
@@ -32641,7 +33597,7 @@
                 <w:sz w:val="19"/>
                 <w:szCs w:val="19"/>
               </w:rPr>
-              <w:t xml:space="preserve">cómo preparar los datos para la IA</w:t>
+              <w:t xml:space="preserve">software de custodia de valores</w:t>
             </w:r>
           </w:p>
         </w:tc>
@@ -32669,7 +33625,7 @@
                 <w:sz w:val="19"/>
                 <w:szCs w:val="19"/>
               </w:rPr>
-              <w:t xml:space="preserve">Datos</w:t>
+              <w:t xml:space="preserve">Servicios Empresariales</w:t>
             </w:r>
           </w:p>
         </w:tc>
@@ -32700,7 +33656,7 @@
                 <w:sz w:val="19"/>
                 <w:szCs w:val="19"/>
               </w:rPr>
-              <w:t xml:space="preserve">Qué procesos automatizar primero</w:t>
+              <w:t xml:space="preserve">Cómo preparar sus datos para la inteligencia artificial</w:t>
             </w:r>
           </w:p>
         </w:tc>
@@ -32729,7 +33685,7 @@
                 <w:sz w:val="19"/>
                 <w:szCs w:val="19"/>
               </w:rPr>
-              <w:t xml:space="preserve">qué procesos automatizar primero</w:t>
+              <w:t xml:space="preserve">cómo preparar los datos para la IA</w:t>
             </w:r>
           </w:p>
         </w:tc>
@@ -32758,7 +33714,7 @@
                 <w:sz w:val="19"/>
                 <w:szCs w:val="19"/>
               </w:rPr>
-              <w:t xml:space="preserve">Automatización</w:t>
+              <w:t xml:space="preserve">Datos</w:t>
             </w:r>
           </w:p>
         </w:tc>
@@ -32788,7 +33744,7 @@
                 <w:sz w:val="19"/>
                 <w:szCs w:val="19"/>
               </w:rPr>
-              <w:t xml:space="preserve">Automatizar facturas con IA: guía práctica</w:t>
+              <w:t xml:space="preserve">Qué procesos automatizar primero</w:t>
             </w:r>
           </w:p>
         </w:tc>
@@ -32816,7 +33772,7 @@
                 <w:sz w:val="19"/>
                 <w:szCs w:val="19"/>
               </w:rPr>
-              <w:t xml:space="preserve">automatización de facturas</w:t>
+              <w:t xml:space="preserve">qué procesos automatizar primero</w:t>
             </w:r>
           </w:p>
         </w:tc>
@@ -32875,7 +33831,7 @@
                 <w:sz w:val="19"/>
                 <w:szCs w:val="19"/>
               </w:rPr>
-              <w:t xml:space="preserve">Del piloto a producción: cómo escalar agentes de IA</w:t>
+              <w:t xml:space="preserve">Automatizar facturas con IA: guía práctica</w:t>
             </w:r>
           </w:p>
         </w:tc>
@@ -32904,7 +33860,7 @@
                 <w:sz w:val="19"/>
                 <w:szCs w:val="19"/>
               </w:rPr>
-              <w:t xml:space="preserve">cómo llevar un piloto de IA a producción</w:t>
+              <w:t xml:space="preserve">automatización de facturas</w:t>
             </w:r>
           </w:p>
         </w:tc>
@@ -32933,7 +33889,7 @@
                 <w:sz w:val="19"/>
                 <w:szCs w:val="19"/>
               </w:rPr>
-              <w:t xml:space="preserve">Inteligencia artificial</w:t>
+              <w:t xml:space="preserve">Automatización</w:t>
             </w:r>
           </w:p>
         </w:tc>
@@ -32963,7 +33919,7 @@
                 <w:sz w:val="19"/>
                 <w:szCs w:val="19"/>
               </w:rPr>
-              <w:t xml:space="preserve">IA en banca: lo que aprendimos con BanIA</w:t>
+              <w:t xml:space="preserve">Del piloto a producción: cómo escalar agentes de IA</w:t>
             </w:r>
           </w:p>
         </w:tc>
@@ -32991,7 +33947,7 @@
                 <w:sz w:val="19"/>
                 <w:szCs w:val="19"/>
               </w:rPr>
-              <w:t xml:space="preserve">inteligencia artificial para bancos</w:t>
+              <w:t xml:space="preserve">cómo llevar un piloto de IA a producción</w:t>
             </w:r>
           </w:p>
         </w:tc>
@@ -33050,6 +34006,94 @@
                 <w:sz w:val="19"/>
                 <w:szCs w:val="19"/>
               </w:rPr>
+              <w:t xml:space="preserve">IA en banca: lo que aprendimos con BanIA</w:t>
+            </w:r>
+          </w:p>
+        </w:tc>
+        <w:tc>
+          <w:tcPr>
+            <w:tcW w:type="dxa" w:w="3000"/>
+            <w:tcBorders>
+              <w:top w:val="single" w:color="D9DCE3" w:sz="4"/>
+              <w:left w:val="single" w:color="D9DCE3" w:sz="4"/>
+              <w:bottom w:val="single" w:color="D9DCE3" w:sz="4"/>
+              <w:right w:val="single" w:color="D9DCE3" w:sz="4"/>
+            </w:tcBorders>
+            <w:shd w:fill="F7F8FA" w:color="auto" w:val="clear"/>
+            <w:tcMar>
+              <w:top w:type="dxa" w:w="70"/>
+              <w:left w:type="dxa" w:w="110"/>
+              <w:bottom w:type="dxa" w:w="70"/>
+              <w:right w:type="dxa" w:w="110"/>
+            </w:tcMar>
+          </w:tcPr>
+          <w:p>
+            <w:r>
+              <w:rPr>
+                <w:b w:val="false"/>
+                <w:bCs w:val="false"/>
+                <w:sz w:val="19"/>
+                <w:szCs w:val="19"/>
+              </w:rPr>
+              <w:t xml:space="preserve">inteligencia artificial para bancos</w:t>
+            </w:r>
+          </w:p>
+        </w:tc>
+        <w:tc>
+          <w:tcPr>
+            <w:tcW w:type="dxa" w:w="2560"/>
+            <w:tcBorders>
+              <w:top w:val="single" w:color="D9DCE3" w:sz="4"/>
+              <w:left w:val="single" w:color="D9DCE3" w:sz="4"/>
+              <w:bottom w:val="single" w:color="D9DCE3" w:sz="4"/>
+              <w:right w:val="single" w:color="D9DCE3" w:sz="4"/>
+            </w:tcBorders>
+            <w:shd w:fill="F7F8FA" w:color="auto" w:val="clear"/>
+            <w:tcMar>
+              <w:top w:type="dxa" w:w="70"/>
+              <w:left w:type="dxa" w:w="110"/>
+              <w:bottom w:type="dxa" w:w="70"/>
+              <w:right w:type="dxa" w:w="110"/>
+            </w:tcMar>
+          </w:tcPr>
+          <w:p>
+            <w:r>
+              <w:rPr>
+                <w:b w:val="false"/>
+                <w:bCs w:val="false"/>
+                <w:sz w:val="19"/>
+                <w:szCs w:val="19"/>
+              </w:rPr>
+              <w:t xml:space="preserve">Inteligencia artificial</w:t>
+            </w:r>
+          </w:p>
+        </w:tc>
+      </w:tr>
+      <w:tr>
+        <w:tc>
+          <w:tcPr>
+            <w:tcW w:type="dxa" w:w="3800"/>
+            <w:tcBorders>
+              <w:top w:val="single" w:color="D9DCE3" w:sz="4"/>
+              <w:left w:val="single" w:color="D9DCE3" w:sz="4"/>
+              <w:bottom w:val="single" w:color="D9DCE3" w:sz="4"/>
+              <w:right w:val="single" w:color="D9DCE3" w:sz="4"/>
+            </w:tcBorders>
+            <w:tcMar>
+              <w:top w:type="dxa" w:w="70"/>
+              <w:left w:type="dxa" w:w="110"/>
+              <w:bottom w:type="dxa" w:w="70"/>
+              <w:right w:type="dxa" w:w="110"/>
+            </w:tcMar>
+          </w:tcPr>
+          <w:p>
+            <w:r>
+              <w:rPr>
+                <w:b w:val="false"/>
+                <w:bCs w:val="false"/>
+                <w:sz w:val="19"/>
+                <w:szCs w:val="19"/>
+              </w:rPr>
               <w:t xml:space="preserve">Cómo medir la madurez de su empresa en IA</w:t>
             </w:r>
           </w:p>
@@ -33063,7 +34107,6 @@
               <w:bottom w:val="single" w:color="D9DCE3" w:sz="4"/>
               <w:right w:val="single" w:color="D9DCE3" w:sz="4"/>
             </w:tcBorders>
-            <w:shd w:fill="F7F8FA" w:color="auto" w:val="clear"/>
             <w:tcMar>
               <w:top w:type="dxa" w:w="70"/>
               <w:left w:type="dxa" w:w="110"/>
@@ -33092,7 +34135,6 @@
               <w:bottom w:val="single" w:color="D9DCE3" w:sz="4"/>
               <w:right w:val="single" w:color="D9DCE3" w:sz="4"/>
             </w:tcBorders>
-            <w:shd w:fill="F7F8FA" w:color="auto" w:val="clear"/>
             <w:tcMar>
               <w:top w:type="dxa" w:w="70"/>
               <w:left w:type="dxa" w:w="110"/>
